--- a/Solomon_Omoigui_CV.docx
+++ b/Solomon_Omoigui_CV.docx
@@ -4,464 +4,522 @@
   <w:body>
     <w:p>
       <w:pPr>
+        <w:spacing w:after="20"/>
+        <w:jc w:val="center"/>
+        <w:rPr>
+          <w:rFonts w:ascii="Arial" w:hAnsi="Arial" w:cs="Arial"/>
+        </w:rPr>
+      </w:pPr>
+      <w:r>
+        <w:rPr>
+          <w:rFonts w:ascii="Arial" w:hAnsi="Arial" w:cs="Arial"/>
+          <w:b/>
+          <w:bCs/>
+          <w:color w:val="1F3864"/>
+          <w:sz w:val="40"/>
+          <w:szCs w:val="40"/>
+        </w:rPr>
+        <w:t>SOLOMON OMOIGUI</w:t>
+      </w:r>
+    </w:p>
+    <w:p>
+      <w:pPr>
         <w:spacing w:after="60"/>
-      </w:pPr>
-      <w:r>
-        <w:rPr>
-          <w:b/>
-          <w:bCs/>
-          <w:color w:val="1B3A5C"/>
-          <w:spacing w:val="60"/>
-          <w:sz w:val="52"/>
-          <w:szCs w:val="52"/>
-        </w:rPr>
-        <w:t>SOLOMON OMOIGUI</w:t>
-      </w:r>
-    </w:p>
-    <w:p>
-      <w:pPr>
-        <w:spacing w:after="40"/>
-      </w:pPr>
-      <w:r>
-        <w:rPr>
-          <w:color w:val="2563EB"/>
+        <w:jc w:val="center"/>
+        <w:rPr>
+          <w:rFonts w:ascii="Arial" w:hAnsi="Arial" w:cs="Arial"/>
+        </w:rPr>
+      </w:pPr>
+      <w:r>
+        <w:rPr>
+          <w:rFonts w:ascii="Arial" w:hAnsi="Arial" w:cs="Arial"/>
+          <w:b/>
+          <w:bCs/>
+          <w:color w:val="595959"/>
           <w:sz w:val="22"/>
           <w:szCs w:val="22"/>
         </w:rPr>
-        <w:t xml:space="preserve">Cybersecurity Professional  ·  Software Developer </w:t>
-      </w:r>
-    </w:p>
-    <w:p>
-      <w:pPr>
-        <w:spacing w:before="40" w:after="60"/>
-      </w:pPr>
-      <w:r>
-        <w:rPr>
-          <w:color w:val="94A3B8"/>
+        <w:t xml:space="preserve">IT </w:t>
+      </w:r>
+      <w:r>
+        <w:rPr>
+          <w:rFonts w:ascii="Arial" w:hAnsi="Arial" w:cs="Arial"/>
+          <w:b/>
+          <w:bCs/>
+          <w:color w:val="595959"/>
+          <w:sz w:val="22"/>
+          <w:szCs w:val="22"/>
+        </w:rPr>
+        <w:t>SUPPORT | CYBER</w:t>
+      </w:r>
+      <w:r>
+        <w:rPr>
+          <w:rFonts w:ascii="Arial" w:hAnsi="Arial" w:cs="Arial"/>
+          <w:b/>
+          <w:bCs/>
+          <w:color w:val="595959"/>
+          <w:sz w:val="22"/>
+          <w:szCs w:val="22"/>
+        </w:rPr>
+        <w:t xml:space="preserve"> SECURITY GRADUATE</w:t>
+      </w:r>
+    </w:p>
+    <w:p>
+      <w:pPr>
+        <w:pBdr>
+          <w:bottom w:val="single" w:sz="8" w:space="4" w:color="1F3864"/>
+        </w:pBdr>
+        <w:spacing w:after="100"/>
+        <w:rPr>
+          <w:rFonts w:ascii="Arial" w:hAnsi="Arial" w:cs="Arial"/>
+        </w:rPr>
+      </w:pPr>
+      <w:r>
+        <w:rPr>
+          <w:rFonts w:ascii="Arial" w:hAnsi="Arial" w:cs="Arial"/>
           <w:sz w:val="19"/>
           <w:szCs w:val="19"/>
         </w:rPr>
-        <w:t xml:space="preserve">📍 Wolverhampton, UK   |   +44 7380 526587   |   </w:t>
+        <w:t xml:space="preserve">Wolverhampton, </w:t>
+      </w:r>
+      <w:r>
+        <w:rPr>
+          <w:rFonts w:ascii="Arial" w:hAnsi="Arial" w:cs="Arial"/>
+          <w:sz w:val="19"/>
+          <w:szCs w:val="19"/>
+        </w:rPr>
+        <w:t>UK · 07380</w:t>
+      </w:r>
+      <w:r>
+        <w:rPr>
+          <w:rFonts w:ascii="Arial" w:hAnsi="Arial" w:cs="Arial"/>
+          <w:sz w:val="19"/>
+          <w:szCs w:val="19"/>
+        </w:rPr>
+        <w:t xml:space="preserve"> </w:t>
+      </w:r>
+      <w:r>
+        <w:rPr>
+          <w:rFonts w:ascii="Arial" w:hAnsi="Arial" w:cs="Arial"/>
+          <w:sz w:val="19"/>
+          <w:szCs w:val="19"/>
+        </w:rPr>
+        <w:t>526587 · solomonomoigui@gmail.com ·</w:t>
+      </w:r>
+      <w:r>
+        <w:rPr>
+          <w:rFonts w:ascii="Arial" w:hAnsi="Arial" w:cs="Arial"/>
+          <w:sz w:val="19"/>
+          <w:szCs w:val="19"/>
+        </w:rPr>
+        <w:t xml:space="preserve">  </w:t>
       </w:r>
       <w:hyperlink r:id="rId5" w:history="1">
         <w:r>
           <w:rPr>
-            <w:color w:val="2563EB"/>
+            <w:rFonts w:ascii="Arial" w:hAnsi="Arial" w:cs="Arial"/>
+            <w:color w:val="0563C1"/>
             <w:sz w:val="19"/>
             <w:szCs w:val="19"/>
             <w:u w:val="single"/>
           </w:rPr>
-          <w:t>solomonomoigui@gmail.com</w:t>
+          <w:t>LinkedIn</w:t>
         </w:r>
       </w:hyperlink>
       <w:r>
         <w:rPr>
-          <w:color w:val="94A3B8"/>
+          <w:rFonts w:ascii="Arial" w:hAnsi="Arial" w:cs="Arial"/>
           <w:sz w:val="19"/>
           <w:szCs w:val="19"/>
         </w:rPr>
-        <w:t xml:space="preserve">   |   </w:t>
-      </w:r>
-      <w:hyperlink r:id="rId6" w:history="1">
-        <w:r>
-          <w:rPr>
-            <w:rStyle w:val="Hyperlink"/>
-          </w:rPr>
-          <w:t>www.linkedin.com/in/solomon-omoigui-649461155|</w:t>
-        </w:r>
-      </w:hyperlink>
-      <w:r>
+        <w:t xml:space="preserve">  </w:t>
+      </w:r>
+    </w:p>
+    <w:p>
+      <w:pPr>
+        <w:pBdr>
+          <w:bottom w:val="single" w:sz="6" w:space="2" w:color="1F3864"/>
+        </w:pBdr>
+        <w:spacing w:before="80" w:after="50"/>
+        <w:rPr>
+          <w:rFonts w:ascii="Arial" w:hAnsi="Arial" w:cs="Arial"/>
+        </w:rPr>
+      </w:pPr>
+      <w:r>
+        <w:rPr>
+          <w:rFonts w:ascii="Arial" w:hAnsi="Arial" w:cs="Arial"/>
+          <w:b/>
+          <w:bCs/>
+          <w:color w:val="1F3864"/>
+        </w:rPr>
+        <w:t>PROFILE</w:t>
+      </w:r>
+    </w:p>
+    <w:p>
+      <w:pPr>
+        <w:spacing w:after="40"/>
+        <w:rPr>
+          <w:rFonts w:ascii="Arial" w:hAnsi="Arial" w:cs="Arial"/>
+        </w:rPr>
+      </w:pPr>
+      <w:r>
+        <w:rPr>
+          <w:rFonts w:ascii="Arial" w:hAnsi="Arial" w:cs="Arial"/>
+          <w:sz w:val="20"/>
+          <w:szCs w:val="20"/>
+        </w:rPr>
+        <w:t>First Class BSc Cyber Security graduate with years of IT support and systems administration experience, resolving Windows, Microsoft 365, hardware and connectivity issues, managing user access, and maintaining clear technical documentation. Now building on this with hands on cyber security project work covering secure application development, vulnerability assessment and OWASP aligned practices. Comfortable working directly with end users and explaining technical issues in plain terms.</w:t>
+      </w:r>
+    </w:p>
+    <w:p>
+      <w:pPr>
+        <w:pBdr>
+          <w:bottom w:val="single" w:sz="6" w:space="2" w:color="1F3864"/>
+        </w:pBdr>
+        <w:spacing w:before="80" w:after="50"/>
+        <w:rPr>
+          <w:rFonts w:ascii="Arial" w:hAnsi="Arial" w:cs="Arial"/>
+          <w:b/>
+          <w:bCs/>
+          <w:color w:val="1F3864"/>
+        </w:rPr>
+      </w:pPr>
+    </w:p>
+    <w:p>
+      <w:pPr>
+        <w:pBdr>
+          <w:bottom w:val="single" w:sz="6" w:space="2" w:color="1F3864"/>
+        </w:pBdr>
+        <w:spacing w:before="80" w:after="50"/>
+        <w:rPr>
+          <w:rFonts w:ascii="Arial" w:hAnsi="Arial" w:cs="Arial"/>
+        </w:rPr>
+      </w:pPr>
+      <w:r>
+        <w:rPr>
+          <w:rFonts w:ascii="Arial" w:hAnsi="Arial" w:cs="Arial"/>
+          <w:b/>
+          <w:bCs/>
+          <w:color w:val="1F3864"/>
+        </w:rPr>
+        <w:t>CORE SKILLS</w:t>
+      </w:r>
+    </w:p>
+    <w:p>
+      <w:pPr>
+        <w:spacing w:after="40"/>
+        <w:rPr>
+          <w:rFonts w:ascii="Arial" w:hAnsi="Arial" w:cs="Arial"/>
+        </w:rPr>
+      </w:pPr>
+      <w:r>
+        <w:rPr>
+          <w:rFonts w:ascii="Arial" w:hAnsi="Arial" w:cs="Arial"/>
+          <w:b/>
+          <w:bCs/>
+          <w:sz w:val="20"/>
+          <w:szCs w:val="20"/>
+        </w:rPr>
+        <w:t xml:space="preserve">IT Support:  </w:t>
+      </w:r>
+      <w:r>
+        <w:rPr>
+          <w:rFonts w:ascii="Arial" w:hAnsi="Arial" w:cs="Arial"/>
+          <w:sz w:val="20"/>
+          <w:szCs w:val="20"/>
+        </w:rPr>
+        <w:t>Windows, Microsoft 365, hardware/software troubleshooting, device setup, printer support, user account and access administration</w:t>
+      </w:r>
+    </w:p>
+    <w:p>
+      <w:pPr>
+        <w:spacing w:after="40"/>
+        <w:rPr>
+          <w:rFonts w:ascii="Arial" w:hAnsi="Arial" w:cs="Arial"/>
+        </w:rPr>
+      </w:pPr>
+      <w:r>
+        <w:rPr>
+          <w:rFonts w:ascii="Arial" w:hAnsi="Arial" w:cs="Arial"/>
+          <w:b/>
+          <w:bCs/>
+          <w:sz w:val="20"/>
+          <w:szCs w:val="20"/>
+        </w:rPr>
+        <w:t xml:space="preserve">Security:  </w:t>
+      </w:r>
+      <w:r>
+        <w:rPr>
+          <w:rFonts w:ascii="Arial" w:hAnsi="Arial" w:cs="Arial"/>
+          <w:sz w:val="20"/>
+          <w:szCs w:val="20"/>
+        </w:rPr>
+        <w:t>Access control, vulnerability assessment (OWASP ZAP, Nessus), secure application design, OWASP/NIST aware development</w:t>
+      </w:r>
+    </w:p>
+    <w:p>
+      <w:pPr>
+        <w:spacing w:after="40"/>
+        <w:rPr>
+          <w:rFonts w:ascii="Arial" w:hAnsi="Arial" w:cs="Arial"/>
+          <w:sz w:val="20"/>
+          <w:szCs w:val="20"/>
+        </w:rPr>
+      </w:pPr>
+      <w:r>
+        <w:rPr>
+          <w:rFonts w:ascii="Arial" w:hAnsi="Arial" w:cs="Arial"/>
+          <w:b/>
+          <w:bCs/>
+          <w:sz w:val="20"/>
+          <w:szCs w:val="20"/>
+        </w:rPr>
+        <w:t xml:space="preserve">Technical:  </w:t>
+      </w:r>
+      <w:r>
+        <w:rPr>
+          <w:rFonts w:ascii="Arial" w:hAnsi="Arial" w:cs="Arial"/>
+          <w:sz w:val="20"/>
+          <w:szCs w:val="20"/>
+        </w:rPr>
+        <w:t>JavaScript, Node.js, Express.js, PostgreSQL, MySQL, PHP, Python, Git/GitHub, Postman, Cisco Packet Tracer</w:t>
+      </w:r>
+      <w:r>
+        <w:rPr>
+          <w:rFonts w:ascii="Arial" w:hAnsi="Arial" w:cs="Arial"/>
+          <w:sz w:val="20"/>
+          <w:szCs w:val="20"/>
+        </w:rPr>
+        <w:t>.</w:t>
+      </w:r>
+    </w:p>
+    <w:p>
+      <w:pPr>
+        <w:spacing w:after="40"/>
+        <w:rPr>
+          <w:rFonts w:ascii="Arial" w:hAnsi="Arial" w:cs="Arial"/>
+          <w:sz w:val="20"/>
+          <w:szCs w:val="20"/>
+        </w:rPr>
+      </w:pPr>
+      <w:r>
+        <w:rPr>
+          <w:rFonts w:ascii="Arial" w:hAnsi="Arial" w:cs="Arial"/>
+          <w:b/>
+          <w:bCs/>
+          <w:sz w:val="20"/>
+          <w:szCs w:val="20"/>
+        </w:rPr>
+        <w:t xml:space="preserve">Professional:  </w:t>
+      </w:r>
+      <w:r>
+        <w:rPr>
+          <w:rFonts w:ascii="Arial" w:hAnsi="Arial" w:cs="Arial"/>
+          <w:sz w:val="20"/>
+          <w:szCs w:val="20"/>
+        </w:rPr>
+        <w:t>Customer service, clear communication, teamwork, adaptability, time management, attention to detail</w:t>
+      </w:r>
+    </w:p>
+    <w:p>
+      <w:pPr>
+        <w:pBdr>
+          <w:bottom w:val="single" w:sz="6" w:space="2" w:color="1F3864"/>
+        </w:pBdr>
+        <w:spacing w:before="80" w:after="50"/>
+        <w:rPr>
+          <w:rFonts w:ascii="Arial" w:hAnsi="Arial" w:cs="Arial"/>
+          <w:b/>
+          <w:bCs/>
+          <w:color w:val="1F3864"/>
+        </w:rPr>
+      </w:pPr>
+    </w:p>
+    <w:p>
+      <w:pPr>
+        <w:pBdr>
+          <w:bottom w:val="single" w:sz="6" w:space="2" w:color="1F3864"/>
+        </w:pBdr>
+        <w:spacing w:before="80" w:after="50"/>
+        <w:rPr>
+          <w:rFonts w:ascii="Arial" w:hAnsi="Arial" w:cs="Arial"/>
+        </w:rPr>
+      </w:pPr>
+      <w:r>
+        <w:rPr>
+          <w:rFonts w:ascii="Arial" w:hAnsi="Arial" w:cs="Arial"/>
+          <w:b/>
+          <w:bCs/>
+          <w:color w:val="1F3864"/>
+        </w:rPr>
+        <w:t>EXPERIENCE</w:t>
+      </w:r>
+    </w:p>
+    <w:p>
+      <w:pPr>
+        <w:spacing w:before="90" w:after="30"/>
+        <w:rPr>
+          <w:rFonts w:ascii="Arial" w:hAnsi="Arial" w:cs="Arial"/>
+        </w:rPr>
+      </w:pPr>
+      <w:r>
+        <w:rPr>
+          <w:rFonts w:ascii="Arial" w:hAnsi="Arial" w:cs="Arial"/>
+          <w:b/>
+          <w:bCs/>
+        </w:rPr>
+        <w:t xml:space="preserve">IT </w:t>
+      </w:r>
+      <w:r>
+        <w:rPr>
+          <w:rFonts w:ascii="Arial" w:hAnsi="Arial" w:cs="Arial"/>
+          <w:b/>
+          <w:bCs/>
+        </w:rPr>
+        <w:t>Administrator</w:t>
+      </w:r>
+      <w:r>
+        <w:rPr>
+          <w:rFonts w:ascii="Arial" w:hAnsi="Arial" w:cs="Arial"/>
+          <w:b/>
+          <w:bCs/>
+          <w:color w:val="1F3864"/>
+          <w:sz w:val="20"/>
+          <w:szCs w:val="20"/>
+        </w:rPr>
         <w:t xml:space="preserve"> </w:t>
       </w:r>
       <w:r>
         <w:rPr>
-          <w:color w:val="94A3B8"/>
+          <w:rFonts w:ascii="Arial" w:hAnsi="Arial" w:cs="Arial"/>
+          <w:b/>
+          <w:bCs/>
+          <w:color w:val="1F3864"/>
+          <w:sz w:val="20"/>
+          <w:szCs w:val="20"/>
+        </w:rPr>
+        <w:t>| DA</w:t>
+      </w:r>
+      <w:r>
+        <w:rPr>
+          <w:rFonts w:ascii="Arial" w:hAnsi="Arial" w:cs="Arial"/>
+          <w:b/>
+          <w:bCs/>
+          <w:color w:val="1F3864"/>
+          <w:sz w:val="20"/>
+          <w:szCs w:val="20"/>
+        </w:rPr>
+        <w:t xml:space="preserve"> Manager Solutions </w:t>
+      </w:r>
+      <w:r>
+        <w:rPr>
+          <w:rFonts w:ascii="Arial" w:hAnsi="Arial" w:cs="Arial"/>
+          <w:b/>
+          <w:bCs/>
+          <w:color w:val="1F3864"/>
+          <w:sz w:val="20"/>
+          <w:szCs w:val="20"/>
+        </w:rPr>
+        <w:tab/>
+      </w:r>
+      <w:r>
+        <w:rPr>
+          <w:rFonts w:ascii="Arial" w:hAnsi="Arial" w:cs="Arial"/>
+          <w:b/>
+          <w:bCs/>
+          <w:color w:val="1F3864"/>
+          <w:sz w:val="20"/>
+          <w:szCs w:val="20"/>
+        </w:rPr>
+        <w:tab/>
+      </w:r>
+      <w:r>
+        <w:rPr>
+          <w:rFonts w:ascii="Arial" w:hAnsi="Arial" w:cs="Arial"/>
+          <w:b/>
+          <w:bCs/>
+          <w:color w:val="1F3864"/>
+          <w:sz w:val="20"/>
+          <w:szCs w:val="20"/>
+        </w:rPr>
+        <w:tab/>
+      </w:r>
+      <w:r>
+        <w:rPr>
+          <w:rFonts w:ascii="Arial" w:hAnsi="Arial" w:cs="Arial"/>
+          <w:b/>
+          <w:bCs/>
+          <w:color w:val="1F3864"/>
+          <w:sz w:val="20"/>
+          <w:szCs w:val="20"/>
+        </w:rPr>
+        <w:tab/>
+      </w:r>
+      <w:r>
+        <w:rPr>
+          <w:rFonts w:ascii="Arial" w:hAnsi="Arial" w:cs="Arial"/>
+          <w:i/>
+          <w:iCs/>
+          <w:color w:val="595959"/>
           <w:sz w:val="19"/>
           <w:szCs w:val="19"/>
         </w:rPr>
-        <w:t xml:space="preserve"> </w:t>
-      </w:r>
-      <w:hyperlink r:id="rId7" w:history="1">
-        <w:r>
-          <w:rPr>
-            <w:rStyle w:val="Hyperlink"/>
-            <w:sz w:val="19"/>
-            <w:szCs w:val="19"/>
-          </w:rPr>
-          <w:t>https://maldinisecurity.github.io/portfolio/</w:t>
-        </w:r>
-      </w:hyperlink>
-      <w:r>
-        <w:rPr>
-          <w:color w:val="94A3B8"/>
+        <w:t xml:space="preserve">   Jan 202</w:t>
+      </w:r>
+      <w:r>
+        <w:rPr>
+          <w:rFonts w:ascii="Arial" w:hAnsi="Arial" w:cs="Arial"/>
+          <w:i/>
+          <w:iCs/>
+          <w:color w:val="595959"/>
           <w:sz w:val="19"/>
           <w:szCs w:val="19"/>
         </w:rPr>
-        <w:t xml:space="preserve"> </w:t>
-      </w:r>
-    </w:p>
-    <w:p>
-      <w:pPr>
-        <w:pBdr>
-          <w:bottom w:val="single" w:sz="12" w:space="1" w:color="1B3A5C"/>
-        </w:pBdr>
-        <w:spacing w:after="200"/>
-      </w:pPr>
-    </w:p>
-    <w:p>
-      <w:pPr>
-        <w:spacing w:before="240" w:after="60"/>
-      </w:pPr>
-      <w:r>
-        <w:rPr>
-          <w:b/>
-          <w:bCs/>
-          <w:color w:val="1B3A5C"/>
-          <w:spacing w:val="40"/>
-          <w:sz w:val="22"/>
-          <w:szCs w:val="22"/>
-        </w:rPr>
-        <w:t>PROFESSIONAL SUMMARY</w:t>
-      </w:r>
-    </w:p>
-    <w:p>
-      <w:pPr>
-        <w:pBdr>
-          <w:bottom w:val="single" w:sz="8" w:space="1" w:color="2563EB"/>
-        </w:pBdr>
-        <w:spacing w:after="120"/>
-      </w:pPr>
-    </w:p>
-    <w:p>
-      <w:pPr>
-        <w:spacing w:after="80"/>
-      </w:pPr>
-    </w:p>
-    <w:p>
-      <w:pPr>
-        <w:spacing w:before="40" w:after="40"/>
-      </w:pPr>
-      <w:r>
-        <w:t xml:space="preserve">Cyber Security graduate with a First Class BSc (Hons) from the University of Wolverhampton. Experienced across the full security lifecycle — vulnerability assessment, penetration testing, secure software development, digital forensics, risk analysis, and technical documentation. Proven ability to design and build security-first web and workforce management platforms using PHP, Python, JavaScript, SQL, Laravel, Node.js, and Express.js. Delivered a range of hands-on projects including SecureShift, a full-stack workforce management platform with secure role-based authentication now in live operational use, alongside penetration testing, vulnerability assessment, and threat modelling work across multiple systems.</w:t>
-      </w:r>
-    </w:p>
-    <w:p>
-      <w:pPr>
-        <w:spacing w:after="120"/>
-      </w:pPr>
-    </w:p>
-    <w:p>
-      <w:pPr>
-        <w:spacing w:before="240" w:after="60"/>
-      </w:pPr>
-      <w:r>
-        <w:rPr>
-          <w:b/>
-          <w:bCs/>
-          <w:color w:val="1B3A5C"/>
-          <w:spacing w:val="40"/>
-          <w:sz w:val="22"/>
-          <w:szCs w:val="22"/>
-        </w:rPr>
-        <w:t>CORE SKILLS</w:t>
-      </w:r>
-    </w:p>
-    <w:p>
-      <w:pPr>
-        <w:pBdr>
-          <w:bottom w:val="single" w:sz="8" w:space="1" w:color="2563EB"/>
-        </w:pBdr>
-        <w:spacing w:after="120"/>
-      </w:pPr>
-    </w:p>
-    <w:p>
-      <w:pPr>
-        <w:spacing w:after="80"/>
-      </w:pPr>
-    </w:p>
-    <w:p>
-      <w:pPr>
-        <w:spacing w:before="60" w:after="60"/>
-      </w:pPr>
-      <w:r>
-        <w:rPr>
-          <w:b/>
-          <w:bCs/>
-          <w:color w:val="1B3A5C"/>
+        <w:t>4</w:t>
+      </w:r>
+      <w:r>
+        <w:rPr>
+          <w:rFonts w:ascii="Arial" w:hAnsi="Arial" w:cs="Arial"/>
+          <w:i/>
+          <w:iCs/>
+          <w:color w:val="595959"/>
           <w:sz w:val="19"/>
           <w:szCs w:val="19"/>
         </w:rPr>
-        <w:t xml:space="preserve">Cyber Security:  </w:t>
-      </w:r>
-      <w:r>
-        <w:rPr>
+        <w:t xml:space="preserve"> – Mar 202</w:t>
+      </w:r>
+      <w:r>
+        <w:rPr>
+          <w:rFonts w:ascii="Arial" w:hAnsi="Arial" w:cs="Arial"/>
+          <w:i/>
+          <w:iCs/>
+          <w:color w:val="595959"/>
           <w:sz w:val="19"/>
           <w:szCs w:val="19"/>
         </w:rPr>
-        <w:t>Vulnerability Assessment · Penetration Testing · Threat Modelling · Incident Response · OWASP Top 10 · DREAD · STRIDE · Risk Analysis · Authentication Testing · Security Controls · Business Continuity</w:t>
-      </w:r>
-    </w:p>
-    <w:p>
-      <w:pPr>
-        <w:spacing w:before="60" w:after="60"/>
-      </w:pPr>
-      <w:r>
-        <w:rPr>
-          <w:b/>
-          <w:bCs/>
-          <w:color w:val="1B3A5C"/>
+        <w:t>6</w:t>
+      </w:r>
+      <w:r>
+        <w:rPr>
+          <w:rFonts w:ascii="Arial" w:hAnsi="Arial" w:cs="Arial"/>
+          <w:i/>
+          <w:iCs/>
+          <w:color w:val="595959"/>
           <w:sz w:val="19"/>
           <w:szCs w:val="19"/>
         </w:rPr>
-        <w:t xml:space="preserve">Security Tools:  </w:t>
-      </w:r>
-      <w:r>
-        <w:rPr>
+        <w:t xml:space="preserve"> · </w:t>
+      </w:r>
+      <w:r>
+        <w:rPr>
+          <w:rFonts w:ascii="Arial" w:hAnsi="Arial" w:cs="Arial"/>
+          <w:i/>
+          <w:iCs/>
+          <w:color w:val="595959"/>
           <w:sz w:val="19"/>
           <w:szCs w:val="19"/>
         </w:rPr>
-        <w:t>OWASP ZAP · Nessus · Postman · Browser Developer Tools · API Security Testing · CVE Analysis</w:t>
-      </w:r>
-    </w:p>
-    <w:p>
-      <w:pPr>
-        <w:spacing w:before="60" w:after="60"/>
-      </w:pPr>
-      <w:r>
-        <w:rPr>
-          <w:b/>
-          <w:bCs/>
-          <w:color w:val="1B3A5C"/>
-          <w:sz w:val="19"/>
-          <w:szCs w:val="19"/>
-        </w:rPr>
-        <w:t xml:space="preserve">Programming:  </w:t>
-      </w:r>
-      <w:r>
-        <w:rPr>
-          <w:sz w:val="19"/>
-          <w:szCs w:val="19"/>
-        </w:rPr>
-        <w:t>Python · PHP · JavaScript · SQL · HTML/CSS · Node.js · Express.js · Laravel · Bootstrap · REST APIs</w:t>
-      </w:r>
-    </w:p>
-    <w:p>
-      <w:pPr>
-        <w:spacing w:before="60" w:after="60"/>
-      </w:pPr>
-      <w:r>
-        <w:rPr>
-          <w:b/>
-          <w:bCs/>
-          <w:color w:val="1B3A5C"/>
-          <w:sz w:val="19"/>
-          <w:szCs w:val="19"/>
-        </w:rPr>
-        <w:t xml:space="preserve">Infrastructure:  </w:t>
-      </w:r>
-      <w:r>
-        <w:rPr>
-          <w:sz w:val="19"/>
-          <w:szCs w:val="19"/>
-        </w:rPr>
-        <w:t>Network Security · Cisco Packet Tracer · Virtualisation · Secure Architecture · Access Control</w:t>
-      </w:r>
-    </w:p>
-    <w:p>
-      <w:pPr>
-        <w:spacing w:before="60" w:after="60"/>
-      </w:pPr>
-      <w:r>
-        <w:rPr>
-          <w:b/>
-          <w:bCs/>
-          <w:color w:val="1B3A5C"/>
-          <w:sz w:val="19"/>
-          <w:szCs w:val="19"/>
-        </w:rPr>
-        <w:t xml:space="preserve">Professional:  </w:t>
-      </w:r>
-      <w:r>
-        <w:rPr>
-          <w:sz w:val="19"/>
-          <w:szCs w:val="19"/>
-        </w:rPr>
-        <w:t>Technical Documentation · Requirements Analysis · Stakeholder Communication · Report Writing · Project Delivery</w:t>
-      </w:r>
-    </w:p>
-    <w:p>
-      <w:pPr>
-        <w:spacing w:after="120"/>
-      </w:pPr>
-    </w:p>
-    <w:p>
-      <w:pPr>
-        <w:spacing w:before="240" w:after="60"/>
-      </w:pPr>
-      <w:r>
-        <w:rPr>
-          <w:b/>
-          <w:bCs/>
-          <w:color w:val="1B3A5C"/>
-          <w:spacing w:val="40"/>
-          <w:sz w:val="22"/>
-          <w:szCs w:val="22"/>
-        </w:rPr>
-        <w:t>EDUCATION</w:t>
-      </w:r>
-    </w:p>
-    <w:p>
-      <w:pPr>
-        <w:pBdr>
-          <w:bottom w:val="single" w:sz="8" w:space="1" w:color="2563EB"/>
-        </w:pBdr>
-        <w:spacing w:after="120"/>
-      </w:pPr>
-    </w:p>
-    <w:p>
-      <w:pPr>
-        <w:tabs>
-          <w:tab w:val="right" w:pos="10106"/>
-        </w:tabs>
-        <w:spacing w:before="160" w:after="40"/>
-      </w:pPr>
-      <w:r>
-        <w:rPr>
-          <w:b/>
-          <w:bCs/>
-          <w:color w:val="1B3A5C"/>
-          <w:sz w:val="22"/>
-          <w:szCs w:val="22"/>
-        </w:rPr>
-        <w:t>BSc (Hons) Cyber Security — First Class Honours</w:t>
-      </w:r>
-      <w:r>
-        <w:rPr>
-          <w:color w:val="94A3B8"/>
-        </w:rPr>
-        <w:t xml:space="preserve">  |  </w:t>
-      </w:r>
-      <w:r>
-        <w:rPr>
-          <w:b/>
-          <w:bCs/>
-          <w:color w:val="2563EB"/>
-        </w:rPr>
-        <w:t>University of Wolverhampton</w:t>
-      </w:r>
-      <w:r>
-        <w:tab/>
-      </w:r>
-      <w:r>
-        <w:rPr>
-          <w:i/>
-          <w:iCs/>
-          <w:color w:val="94A3B8"/>
-          <w:sz w:val="19"/>
-          <w:szCs w:val="19"/>
-        </w:rPr>
-        <w:t>2026</w:t>
-      </w:r>
-    </w:p>
-    <w:p>
-      <w:pPr>
-        <w:spacing w:before="80" w:after="40"/>
-      </w:pPr>
-      <w:r>
-        <w:rPr>
-          <w:b/>
-          <w:bCs/>
-          <w:color w:val="1B3A5C"/>
-        </w:rPr>
-        <w:t>Relevant Modules:</w:t>
-      </w:r>
-    </w:p>
-    <w:p>
-      <w:pPr>
-        <w:spacing w:before="40" w:after="80"/>
-      </w:pPr>
-      <w:r>
-        <w:rPr>
-          <w:sz w:val="19"/>
-          <w:szCs w:val="19"/>
-        </w:rPr>
-        <w:t>Ethical Hacking &amp; Vulnerability Assessment  ·  Digital Forensics &amp; Incident Reporting  ·  Secure Software Development  ·  Network Security  ·  Cyber Risk Management  ·  Business Continuity &amp; Disaster Recovery  ·  IoT Security &amp; Architecture</w:t>
-      </w:r>
-    </w:p>
-    <w:p>
-      <w:pPr>
-        <w:spacing w:after="120"/>
-      </w:pPr>
-    </w:p>
-    <w:p>
-      <w:pPr>
-        <w:spacing w:before="240" w:after="60"/>
-      </w:pPr>
-      <w:r>
-        <w:rPr>
-          <w:b/>
-          <w:bCs/>
-          <w:color w:val="1B3A5C"/>
-          <w:spacing w:val="40"/>
-          <w:sz w:val="22"/>
-          <w:szCs w:val="22"/>
-        </w:rPr>
-        <w:t>TECHNICAL PROJECTS</w:t>
-      </w:r>
-    </w:p>
-    <w:p>
-      <w:pPr>
-        <w:pBdr>
-          <w:bottom w:val="single" w:sz="8" w:space="1" w:color="2563EB"/>
-        </w:pBdr>
-        <w:spacing w:after="120"/>
-      </w:pPr>
-    </w:p>
-    <w:p>
-      <w:pPr>
-        <w:spacing w:before="160" w:after="40"/>
-      </w:pPr>
-      <w:r>
-        <w:rPr>
-          <w:b/>
-          <w:bCs/>
-          <w:color w:val="1B3A5C"/>
-          <w:sz w:val="22"/>
-          <w:szCs w:val="22"/>
-        </w:rPr>
-        <w:t>SecureShift Staff Management System</w:t>
-      </w:r>
-      <w:r>
-        <w:rPr>
-          <w:color w:val="94A3B8"/>
-          <w:sz w:val="19"/>
-          <w:szCs w:val="19"/>
-        </w:rPr>
-        <w:t xml:space="preserve">  ·  </w:t>
-      </w:r>
-      <w:r>
-        <w:rPr>
-          <w:i/>
-          <w:iCs/>
-          <w:sz w:val="19"/>
-          <w:szCs w:val="19"/>
-        </w:rPr>
-        <w:t>Node.js · Express.js · PostgreSQL · JWT</w:t>
-      </w:r>
-    </w:p>
-    <w:p>
-      <w:pPr>
-        <w:spacing w:before="40" w:after="40"/>
-      </w:pPr>
-      <w:r>
-        <w:rPr>
-          <w:i/>
-          <w:iCs/>
-          <w:color w:val="94A3B8"/>
-          <w:sz w:val="19"/>
-          <w:szCs w:val="19"/>
-        </w:rPr>
-        <w:t>Final Year Project — deployed in a live operational environment.</w:t>
+        <w:t>Part Time</w:t>
       </w:r>
     </w:p>
     <w:p>
@@ -471,10 +529,20 @@
           <w:ilvl w:val="0"/>
           <w:numId w:val="2"/>
         </w:numPr>
-        <w:spacing w:before="40" w:after="40"/>
-      </w:pPr>
-      <w:r>
-        <w:t>Architected and built a full-stack workforce management platform with secure role-based authentication, JWT session controls, and granular permission management aligned to OWASP and NIST standards.</w:t>
+        <w:spacing w:after="20"/>
+        <w:rPr>
+          <w:rFonts w:ascii="Arial" w:hAnsi="Arial" w:cs="Arial"/>
+          <w:sz w:val="20"/>
+          <w:szCs w:val="20"/>
+        </w:rPr>
+      </w:pPr>
+      <w:r>
+        <w:rPr>
+          <w:rFonts w:ascii="Arial" w:hAnsi="Arial" w:cs="Arial"/>
+          <w:sz w:val="20"/>
+          <w:szCs w:val="20"/>
+        </w:rPr>
+        <w:t>Helped staff with day to day IT problems, including Windows, Microsoft Office, printers, logins and connectivity.</w:t>
       </w:r>
     </w:p>
     <w:p>
@@ -484,10 +552,20 @@
           <w:ilvl w:val="0"/>
           <w:numId w:val="2"/>
         </w:numPr>
-        <w:spacing w:before="40" w:after="40"/>
-      </w:pPr>
-      <w:r>
-        <w:t>Deployed for real-world operational use, replacing manual attendance tracking and shift administration with a centralised, digital system used daily by a live security workforce.</w:t>
+        <w:spacing w:after="20"/>
+        <w:rPr>
+          <w:rFonts w:ascii="Arial" w:hAnsi="Arial" w:cs="Arial"/>
+          <w:sz w:val="20"/>
+          <w:szCs w:val="20"/>
+        </w:rPr>
+      </w:pPr>
+      <w:r>
+        <w:rPr>
+          <w:rFonts w:ascii="Arial" w:hAnsi="Arial" w:cs="Arial"/>
+          <w:sz w:val="20"/>
+          <w:szCs w:val="20"/>
+        </w:rPr>
+        <w:t>Set up and managed user accounts, permissions and password resets, keeping data secure and confidential.</w:t>
       </w:r>
     </w:p>
     <w:p>
@@ -497,42 +575,20 @@
           <w:ilvl w:val="0"/>
           <w:numId w:val="2"/>
         </w:numPr>
-        <w:spacing w:before="40" w:after="40"/>
-      </w:pPr>
-      <w:r>
-        <w:t>Built RESTful APIs for shift scheduling, attendance logging, and reporting, with input validation and audit-friendly logging to support accountability and compliance.</w:t>
-      </w:r>
-    </w:p>
-    <w:p>
-      <w:pPr>
-        <w:spacing w:before="160" w:after="40"/>
-      </w:pPr>
-      <w:r>
-        <w:rPr>
-          <w:b/>
-          <w:bCs/>
-          <w:color w:val="1B3A5C"/>
-          <w:sz w:val="22"/>
-          <w:szCs w:val="22"/>
-        </w:rPr>
-        <w:t>Mobile Application Security Assessment</w:t>
-      </w:r>
-      <w:r>
-        <w:rPr>
-          <w:color w:val="94A3B8"/>
-          <w:sz w:val="19"/>
-          <w:szCs w:val="19"/>
-        </w:rPr>
-        <w:t xml:space="preserve">  ·  </w:t>
-      </w:r>
-      <w:r>
-        <w:rPr>
-          <w:i/>
-          <w:iCs/>
-          <w:sz w:val="19"/>
-          <w:szCs w:val="19"/>
-        </w:rPr>
-        <w:t>OWASP ZAP · Postman · Browser DevTools</w:t>
+        <w:spacing w:after="20"/>
+        <w:rPr>
+          <w:rFonts w:ascii="Arial" w:hAnsi="Arial" w:cs="Arial"/>
+          <w:sz w:val="20"/>
+          <w:szCs w:val="20"/>
+        </w:rPr>
+      </w:pPr>
+      <w:r>
+        <w:rPr>
+          <w:rFonts w:ascii="Arial" w:hAnsi="Arial" w:cs="Arial"/>
+          <w:sz w:val="20"/>
+          <w:szCs w:val="20"/>
+        </w:rPr>
+        <w:t>Set up and looked after desktops, laptops and other equipment, installing software and carrying out regular maintenance.</w:t>
       </w:r>
     </w:p>
     <w:p>
@@ -542,10 +598,38 @@
           <w:ilvl w:val="0"/>
           <w:numId w:val="2"/>
         </w:numPr>
-        <w:spacing w:before="40" w:after="40"/>
-      </w:pPr>
-      <w:r>
-        <w:t>Conducted structured penetration testing across authentication flows, session management, API endpoints, and input validation controls, producing comprehensive vulnerability assessment reports.</w:t>
+        <w:spacing w:after="20"/>
+        <w:rPr>
+          <w:rFonts w:ascii="Arial" w:hAnsi="Arial" w:cs="Arial"/>
+          <w:sz w:val="20"/>
+          <w:szCs w:val="20"/>
+        </w:rPr>
+      </w:pPr>
+      <w:r>
+        <w:rPr>
+          <w:rFonts w:ascii="Arial" w:hAnsi="Arial" w:cs="Arial"/>
+          <w:sz w:val="20"/>
+          <w:szCs w:val="20"/>
+        </w:rPr>
+        <w:t xml:space="preserve">Worked out what was causing hardware and software </w:t>
+      </w:r>
+      <w:proofErr w:type="gramStart"/>
+      <w:r>
+        <w:rPr>
+          <w:rFonts w:ascii="Arial" w:hAnsi="Arial" w:cs="Arial"/>
+          <w:sz w:val="20"/>
+          <w:szCs w:val="20"/>
+        </w:rPr>
+        <w:t>problems, and</w:t>
+      </w:r>
+      <w:proofErr w:type="gramEnd"/>
+      <w:r>
+        <w:rPr>
+          <w:rFonts w:ascii="Arial" w:hAnsi="Arial" w:cs="Arial"/>
+          <w:sz w:val="20"/>
+          <w:szCs w:val="20"/>
+        </w:rPr>
+        <w:t xml:space="preserve"> passed on trickier issues with clear notes.</w:t>
       </w:r>
     </w:p>
     <w:p>
@@ -555,42 +639,197 @@
           <w:ilvl w:val="0"/>
           <w:numId w:val="2"/>
         </w:numPr>
-        <w:spacing w:before="40" w:after="40"/>
-      </w:pPr>
-      <w:r>
-        <w:t>Identified and documented security weaknesses with actionable remediation recommendations, verifying resolution through systematic retesting.</w:t>
-      </w:r>
-    </w:p>
-    <w:p>
-      <w:pPr>
-        <w:spacing w:before="160" w:after="40"/>
-      </w:pPr>
-      <w:r>
-        <w:rPr>
-          <w:b/>
-          <w:bCs/>
-          <w:color w:val="1B3A5C"/>
-          <w:sz w:val="22"/>
-          <w:szCs w:val="22"/>
-        </w:rPr>
-        <w:t>Security Recruitment Web Application</w:t>
-      </w:r>
-      <w:r>
-        <w:rPr>
-          <w:color w:val="94A3B8"/>
+        <w:spacing w:after="20"/>
+        <w:rPr>
+          <w:rFonts w:ascii="Arial" w:hAnsi="Arial" w:cs="Arial"/>
+          <w:sz w:val="20"/>
+          <w:szCs w:val="20"/>
+        </w:rPr>
+      </w:pPr>
+      <w:r>
+        <w:rPr>
+          <w:rFonts w:ascii="Arial" w:hAnsi="Arial" w:cs="Arial"/>
+          <w:sz w:val="20"/>
+          <w:szCs w:val="20"/>
+        </w:rPr>
+        <w:t>Kept accurate records of equipment and issues to help with tracking and reporting.</w:t>
+      </w:r>
+    </w:p>
+    <w:p>
+      <w:pPr>
+        <w:spacing w:before="90" w:after="30"/>
+        <w:rPr>
+          <w:rFonts w:ascii="Arial" w:hAnsi="Arial" w:cs="Arial"/>
+          <w:b/>
+          <w:bCs/>
+        </w:rPr>
+      </w:pPr>
+    </w:p>
+    <w:p>
+      <w:pPr>
+        <w:spacing w:before="90" w:after="30"/>
+        <w:rPr>
+          <w:rFonts w:ascii="Arial" w:hAnsi="Arial" w:cs="Arial"/>
+        </w:rPr>
+      </w:pPr>
+      <w:r>
+        <w:rPr>
+          <w:rFonts w:ascii="Arial" w:hAnsi="Arial" w:cs="Arial"/>
+          <w:b/>
+          <w:bCs/>
+        </w:rPr>
+        <w:t xml:space="preserve">IT Support </w:t>
+      </w:r>
+      <w:r>
+        <w:rPr>
+          <w:rFonts w:ascii="Arial" w:hAnsi="Arial" w:cs="Arial"/>
+          <w:b/>
+          <w:bCs/>
+        </w:rPr>
+        <w:t>Assistant</w:t>
+      </w:r>
+      <w:r>
+        <w:rPr>
+          <w:rFonts w:ascii="Arial" w:hAnsi="Arial" w:cs="Arial"/>
+          <w:b/>
+          <w:bCs/>
+          <w:color w:val="1F3864"/>
+          <w:sz w:val="20"/>
+          <w:szCs w:val="20"/>
+        </w:rPr>
+        <w:t xml:space="preserve"> | G</w:t>
+      </w:r>
+      <w:r>
+        <w:rPr>
+          <w:rFonts w:ascii="Arial" w:hAnsi="Arial" w:cs="Arial"/>
+          <w:b/>
+          <w:bCs/>
+          <w:color w:val="1F3864"/>
+          <w:sz w:val="20"/>
+          <w:szCs w:val="20"/>
+        </w:rPr>
+        <w:t>SS Health Care</w:t>
+      </w:r>
+      <w:r>
+        <w:rPr>
+          <w:rFonts w:ascii="Arial" w:hAnsi="Arial" w:cs="Arial"/>
+          <w:i/>
+          <w:iCs/>
+          <w:color w:val="595959"/>
           <w:sz w:val="19"/>
           <w:szCs w:val="19"/>
         </w:rPr>
-        <w:t xml:space="preserve">  ·  </w:t>
-      </w:r>
-      <w:r>
-        <w:rPr>
+        <w:tab/>
+      </w:r>
+      <w:r>
+        <w:rPr>
+          <w:rFonts w:ascii="Arial" w:hAnsi="Arial" w:cs="Arial"/>
           <w:i/>
           <w:iCs/>
+          <w:color w:val="595959"/>
           <w:sz w:val="19"/>
           <w:szCs w:val="19"/>
         </w:rPr>
-        <w:t>PHP · MySQL · Bootstrap</w:t>
+        <w:tab/>
+      </w:r>
+      <w:r>
+        <w:rPr>
+          <w:rFonts w:ascii="Arial" w:hAnsi="Arial" w:cs="Arial"/>
+          <w:i/>
+          <w:iCs/>
+          <w:color w:val="595959"/>
+          <w:sz w:val="19"/>
+          <w:szCs w:val="19"/>
+        </w:rPr>
+        <w:tab/>
+      </w:r>
+      <w:r>
+        <w:rPr>
+          <w:rFonts w:ascii="Arial" w:hAnsi="Arial" w:cs="Arial"/>
+          <w:i/>
+          <w:iCs/>
+          <w:color w:val="595959"/>
+          <w:sz w:val="19"/>
+          <w:szCs w:val="19"/>
+        </w:rPr>
+        <w:t>Nov</w:t>
+      </w:r>
+      <w:r>
+        <w:rPr>
+          <w:rFonts w:ascii="Arial" w:hAnsi="Arial" w:cs="Arial"/>
+          <w:i/>
+          <w:iCs/>
+          <w:color w:val="595959"/>
+          <w:sz w:val="19"/>
+          <w:szCs w:val="19"/>
+        </w:rPr>
+        <w:t xml:space="preserve"> 202</w:t>
+      </w:r>
+      <w:r>
+        <w:rPr>
+          <w:rFonts w:ascii="Arial" w:hAnsi="Arial" w:cs="Arial"/>
+          <w:i/>
+          <w:iCs/>
+          <w:color w:val="595959"/>
+          <w:sz w:val="19"/>
+          <w:szCs w:val="19"/>
+        </w:rPr>
+        <w:t>2</w:t>
+      </w:r>
+      <w:r>
+        <w:rPr>
+          <w:rFonts w:ascii="Arial" w:hAnsi="Arial" w:cs="Arial"/>
+          <w:i/>
+          <w:iCs/>
+          <w:color w:val="595959"/>
+          <w:sz w:val="19"/>
+          <w:szCs w:val="19"/>
+        </w:rPr>
+        <w:t xml:space="preserve"> – Dec 202</w:t>
+      </w:r>
+      <w:r>
+        <w:rPr>
+          <w:rFonts w:ascii="Arial" w:hAnsi="Arial" w:cs="Arial"/>
+          <w:i/>
+          <w:iCs/>
+          <w:color w:val="595959"/>
+          <w:sz w:val="19"/>
+          <w:szCs w:val="19"/>
+        </w:rPr>
+        <w:t>3</w:t>
+      </w:r>
+      <w:r>
+        <w:rPr>
+          <w:rFonts w:ascii="Arial" w:hAnsi="Arial" w:cs="Arial"/>
+          <w:i/>
+          <w:iCs/>
+          <w:color w:val="595959"/>
+          <w:sz w:val="19"/>
+          <w:szCs w:val="19"/>
+        </w:rPr>
+        <w:t xml:space="preserve"> · </w:t>
+      </w:r>
+      <w:r>
+        <w:rPr>
+          <w:rFonts w:ascii="Arial" w:hAnsi="Arial" w:cs="Arial"/>
+          <w:i/>
+          <w:iCs/>
+          <w:color w:val="595959"/>
+          <w:sz w:val="19"/>
+          <w:szCs w:val="19"/>
+        </w:rPr>
+        <w:t>Apprentice</w:t>
+      </w:r>
+      <w:r>
+        <w:rPr>
+          <w:rFonts w:ascii="Arial" w:hAnsi="Arial" w:cs="Arial"/>
+          <w:i/>
+          <w:iCs/>
+          <w:color w:val="595959"/>
+          <w:sz w:val="19"/>
+          <w:szCs w:val="19"/>
+        </w:rPr>
+        <w:t>ship</w:t>
       </w:r>
     </w:p>
     <w:p>
@@ -600,10 +839,20 @@
           <w:ilvl w:val="0"/>
           <w:numId w:val="2"/>
         </w:numPr>
-        <w:spacing w:before="40" w:after="40"/>
-      </w:pPr>
-      <w:r>
-        <w:t>Developed a full-stack, database-driven recruitment platform featuring applicant registration, authentication, and profile management with password hashing, prepared statements, and CSRF protection.</w:t>
+        <w:spacing w:after="20"/>
+        <w:rPr>
+          <w:rFonts w:ascii="Arial" w:hAnsi="Arial" w:cs="Arial"/>
+          <w:sz w:val="20"/>
+          <w:szCs w:val="20"/>
+        </w:rPr>
+      </w:pPr>
+      <w:r>
+        <w:rPr>
+          <w:rFonts w:ascii="Arial" w:hAnsi="Arial" w:cs="Arial"/>
+          <w:sz w:val="20"/>
+          <w:szCs w:val="20"/>
+        </w:rPr>
+        <w:t>Helped end users fix Windows, application, email, login, printer and network problems.</w:t>
       </w:r>
     </w:p>
     <w:p>
@@ -613,42 +862,20 @@
           <w:ilvl w:val="0"/>
           <w:numId w:val="2"/>
         </w:numPr>
-        <w:spacing w:before="40" w:after="40"/>
-      </w:pPr>
-      <w:r>
-        <w:t>Implemented secure backend integrations and CRUD workflows with robust input sanitisation and session management controls.</w:t>
-      </w:r>
-    </w:p>
-    <w:p>
-      <w:pPr>
-        <w:spacing w:before="160" w:after="40"/>
-      </w:pPr>
-      <w:r>
-        <w:rPr>
-          <w:b/>
-          <w:bCs/>
-          <w:color w:val="1B3A5C"/>
-          <w:sz w:val="22"/>
-          <w:szCs w:val="22"/>
-        </w:rPr>
-        <w:t>Vulnerability Assessment — Controlled Lab Environment</w:t>
-      </w:r>
-      <w:r>
-        <w:rPr>
-          <w:color w:val="94A3B8"/>
-          <w:sz w:val="19"/>
-          <w:szCs w:val="19"/>
-        </w:rPr>
-        <w:t xml:space="preserve">  ·  </w:t>
-      </w:r>
-      <w:r>
-        <w:rPr>
-          <w:i/>
-          <w:iCs/>
-          <w:sz w:val="19"/>
-          <w:szCs w:val="19"/>
-        </w:rPr>
-        <w:t>Nessus · CVE Analysis</w:t>
+        <w:spacing w:after="20"/>
+        <w:rPr>
+          <w:rFonts w:ascii="Arial" w:hAnsi="Arial" w:cs="Arial"/>
+          <w:sz w:val="20"/>
+          <w:szCs w:val="20"/>
+        </w:rPr>
+      </w:pPr>
+      <w:r>
+        <w:rPr>
+          <w:rFonts w:ascii="Arial" w:hAnsi="Arial" w:cs="Arial"/>
+          <w:sz w:val="20"/>
+          <w:szCs w:val="20"/>
+        </w:rPr>
+        <w:t>Set up equipment for new starters, including installing Windows, Microsoft Office and other approved software.</w:t>
       </w:r>
     </w:p>
     <w:p>
@@ -658,10 +885,20 @@
           <w:ilvl w:val="0"/>
           <w:numId w:val="2"/>
         </w:numPr>
-        <w:spacing w:before="40" w:after="40"/>
-      </w:pPr>
-      <w:r>
-        <w:t>Performed systematic vulnerability scanning, identifying and classifying critical, high, and medium-severity findings across exposed services, insecure protocols, and configuration weaknesses.</w:t>
+        <w:spacing w:after="20"/>
+        <w:rPr>
+          <w:rFonts w:ascii="Arial" w:hAnsi="Arial" w:cs="Arial"/>
+          <w:sz w:val="20"/>
+          <w:szCs w:val="20"/>
+        </w:rPr>
+      </w:pPr>
+      <w:r>
+        <w:rPr>
+          <w:rFonts w:ascii="Arial" w:hAnsi="Arial" w:cs="Arial"/>
+          <w:sz w:val="20"/>
+          <w:szCs w:val="20"/>
+        </w:rPr>
+        <w:t>Helped with password resets and file permission changes, following company policy.</w:t>
       </w:r>
     </w:p>
     <w:p>
@@ -671,42 +908,20 @@
           <w:ilvl w:val="0"/>
           <w:numId w:val="2"/>
         </w:numPr>
-        <w:spacing w:before="40" w:after="40"/>
-      </w:pPr>
-      <w:r>
-        <w:t>Produced detailed remediation plans and risk evaluations, mapping findings to industry CVE databases.</w:t>
-      </w:r>
-    </w:p>
-    <w:p>
-      <w:pPr>
-        <w:spacing w:before="160" w:after="40"/>
-      </w:pPr>
-      <w:r>
-        <w:rPr>
-          <w:b/>
-          <w:bCs/>
-          <w:color w:val="1B3A5C"/>
-          <w:sz w:val="22"/>
-          <w:szCs w:val="22"/>
-        </w:rPr>
-        <w:t>Smart Home Security &amp; Continuity Analysis</w:t>
-      </w:r>
-      <w:r>
-        <w:rPr>
-          <w:color w:val="94A3B8"/>
-          <w:sz w:val="19"/>
-          <w:szCs w:val="19"/>
-        </w:rPr>
-        <w:t xml:space="preserve">  ·  </w:t>
-      </w:r>
-      <w:r>
-        <w:rPr>
-          <w:i/>
-          <w:iCs/>
-          <w:sz w:val="19"/>
-          <w:szCs w:val="19"/>
-        </w:rPr>
-        <w:t>Cisco Packet Tracer · DREAD · STRIDE</w:t>
+        <w:spacing w:after="20"/>
+        <w:rPr>
+          <w:rFonts w:ascii="Arial" w:hAnsi="Arial" w:cs="Arial"/>
+          <w:sz w:val="20"/>
+          <w:szCs w:val="20"/>
+        </w:rPr>
+      </w:pPr>
+      <w:r>
+        <w:rPr>
+          <w:rFonts w:ascii="Arial" w:hAnsi="Arial" w:cs="Arial"/>
+          <w:sz w:val="20"/>
+          <w:szCs w:val="20"/>
+        </w:rPr>
+        <w:t>Fixed simple network problems to get people back online quickly.</w:t>
       </w:r>
     </w:p>
     <w:p>
@@ -716,10 +931,91 @@
           <w:ilvl w:val="0"/>
           <w:numId w:val="2"/>
         </w:numPr>
-        <w:spacing w:before="40" w:after="40"/>
-      </w:pPr>
-      <w:r>
-        <w:t>Conducted comprehensive cyber risk assessment of IoT and smart home architectures using STRIDE and DREAD threat modelling frameworks.</w:t>
+        <w:spacing w:after="20"/>
+        <w:rPr>
+          <w:rFonts w:ascii="Arial" w:hAnsi="Arial" w:cs="Arial"/>
+          <w:sz w:val="20"/>
+          <w:szCs w:val="20"/>
+        </w:rPr>
+      </w:pPr>
+      <w:r>
+        <w:rPr>
+          <w:rFonts w:ascii="Arial" w:hAnsi="Arial" w:cs="Arial"/>
+          <w:sz w:val="20"/>
+          <w:szCs w:val="20"/>
+        </w:rPr>
+        <w:t>Kept clear notes on problems and how they were fixed, for future reference.</w:t>
+      </w:r>
+    </w:p>
+    <w:p>
+      <w:pPr>
+        <w:pStyle w:val="ListParagraph"/>
+        <w:spacing w:after="20"/>
+        <w:ind w:left="360"/>
+        <w:rPr>
+          <w:rFonts w:ascii="Arial" w:hAnsi="Arial" w:cs="Arial"/>
+        </w:rPr>
+      </w:pPr>
+    </w:p>
+    <w:p>
+      <w:pPr>
+        <w:pBdr>
+          <w:bottom w:val="single" w:sz="6" w:space="2" w:color="1F3864"/>
+        </w:pBdr>
+        <w:spacing w:before="80" w:after="50"/>
+        <w:rPr>
+          <w:rFonts w:ascii="Arial" w:hAnsi="Arial" w:cs="Arial"/>
+          <w:b/>
+          <w:bCs/>
+          <w:color w:val="1F3864"/>
+        </w:rPr>
+      </w:pPr>
+    </w:p>
+    <w:p>
+      <w:pPr>
+        <w:pBdr>
+          <w:bottom w:val="single" w:sz="6" w:space="2" w:color="1F3864"/>
+        </w:pBdr>
+        <w:spacing w:before="80" w:after="50"/>
+        <w:rPr>
+          <w:rFonts w:ascii="Arial" w:hAnsi="Arial" w:cs="Arial"/>
+        </w:rPr>
+      </w:pPr>
+      <w:r>
+        <w:rPr>
+          <w:rFonts w:ascii="Arial" w:hAnsi="Arial" w:cs="Arial"/>
+          <w:b/>
+          <w:bCs/>
+          <w:color w:val="1F3864"/>
+        </w:rPr>
+        <w:t>TECHNICAL PROJECTS</w:t>
+      </w:r>
+    </w:p>
+    <w:p>
+      <w:pPr>
+        <w:spacing w:before="90" w:after="30"/>
+        <w:rPr>
+          <w:rFonts w:ascii="Arial" w:hAnsi="Arial" w:cs="Arial"/>
+        </w:rPr>
+      </w:pPr>
+      <w:r>
+        <w:rPr>
+          <w:rFonts w:ascii="Arial" w:hAnsi="Arial" w:cs="Arial"/>
+          <w:b/>
+          <w:bCs/>
+        </w:rPr>
+        <w:t>Geofenced Staff Management System</w:t>
+      </w:r>
+      <w:r>
+        <w:rPr>
+          <w:rFonts w:ascii="Arial" w:hAnsi="Arial" w:cs="Arial"/>
+          <w:i/>
+          <w:iCs/>
+          <w:color w:val="595959"/>
+          <w:sz w:val="19"/>
+          <w:szCs w:val="19"/>
+        </w:rPr>
+        <w:t xml:space="preserve">  |  Node.js, Express.js, PostgreSQL, JWT   2025 – 2026</w:t>
       </w:r>
     </w:p>
     <w:p>
@@ -729,42 +1025,18 @@
           <w:ilvl w:val="0"/>
           <w:numId w:val="2"/>
         </w:numPr>
-        <w:spacing w:before="40" w:after="40"/>
-      </w:pPr>
-      <w:r>
-        <w:t>Designed incident response procedures and business continuity frameworks with defined recovery time and recovery point objectives.</w:t>
-      </w:r>
-    </w:p>
-    <w:p>
-      <w:pPr>
-        <w:spacing w:before="160" w:after="40"/>
-      </w:pPr>
-      <w:r>
-        <w:rPr>
-          <w:b/>
-          <w:bCs/>
-          <w:color w:val="1B3A5C"/>
-          <w:sz w:val="22"/>
-          <w:szCs w:val="22"/>
-        </w:rPr>
-        <w:t>Weather Application</w:t>
-      </w:r>
-      <w:r>
-        <w:rPr>
-          <w:color w:val="94A3B8"/>
-          <w:sz w:val="19"/>
-          <w:szCs w:val="19"/>
-        </w:rPr>
-        <w:t xml:space="preserve">  ·  </w:t>
-      </w:r>
-      <w:r>
-        <w:rPr>
-          <w:i/>
-          <w:iCs/>
-          <w:sz w:val="19"/>
-          <w:szCs w:val="19"/>
-        </w:rPr>
-        <w:t>PHP · JavaScript · MySQL · External APIs</w:t>
+        <w:spacing w:after="20"/>
+        <w:rPr>
+          <w:rFonts w:ascii="Arial" w:hAnsi="Arial" w:cs="Arial"/>
+        </w:rPr>
+      </w:pPr>
+      <w:r>
+        <w:rPr>
+          <w:rFonts w:ascii="Arial" w:hAnsi="Arial" w:cs="Arial"/>
+          <w:sz w:val="20"/>
+          <w:szCs w:val="20"/>
+        </w:rPr>
+        <w:t>Built a full stack platform for geofenced attendance, staff scheduling and workforce administration.</w:t>
       </w:r>
     </w:p>
     <w:p>
@@ -774,84 +1046,36 @@
           <w:ilvl w:val="0"/>
           <w:numId w:val="2"/>
         </w:numPr>
-        <w:spacing w:before="40" w:after="40"/>
-      </w:pPr>
-      <w:r>
-        <w:t>Built a full-stack weather application integrating third-party APIs with backend data caching mechanisms and a responsive front-end interface.</w:t>
-      </w:r>
-    </w:p>
-    <w:p>
-      <w:pPr>
-        <w:spacing w:after="120"/>
-      </w:pPr>
-    </w:p>
-    <w:p>
-      <w:pPr>
-        <w:spacing w:before="240" w:after="60"/>
-      </w:pPr>
-      <w:r>
-        <w:rPr>
-          <w:b/>
-          <w:bCs/>
-          <w:color w:val="1B3A5C"/>
-          <w:spacing w:val="40"/>
-          <w:sz w:val="22"/>
-          <w:szCs w:val="22"/>
-        </w:rPr>
-        <w:t>PROFESSIONAL EXPERIENCE</w:t>
-      </w:r>
-    </w:p>
-    <w:p>
-      <w:pPr>
-        <w:pBdr>
-          <w:bottom w:val="single" w:sz="8" w:space="1" w:color="2563EB"/>
-        </w:pBdr>
-        <w:spacing w:after="120"/>
-      </w:pPr>
-    </w:p>
-    <w:p>
-      <w:pPr>
-        <w:tabs>
-          <w:tab w:val="right" w:pos="10106"/>
-        </w:tabs>
-        <w:spacing w:before="160" w:after="40"/>
-      </w:pPr>
-      <w:r>
-        <w:rPr>
-          <w:b/>
-          <w:bCs/>
-          <w:color w:val="1B3A5C"/>
-          <w:sz w:val="22"/>
-          <w:szCs w:val="22"/>
-        </w:rPr>
-        <w:t>Security Systems Developer</w:t>
-      </w:r>
-      <w:r>
-        <w:rPr>
-          <w:color w:val="94A3B8"/>
-        </w:rPr>
-        <w:t xml:space="preserve">  |  </w:t>
-      </w:r>
-      <w:r>
-        <w:rPr>
-          <w:b/>
-          <w:bCs/>
-          <w:color w:val="2563EB"/>
-        </w:rPr>
-        <w:t>Maldini Security LTD</w:t>
-      </w:r>
-      <w:r>
-        <w:tab/>
-      </w:r>
-      <w:r>
-        <w:rPr>
-          <w:i/>
-          <w:iCs/>
-          <w:color w:val="94A3B8"/>
-          <w:sz w:val="19"/>
-          <w:szCs w:val="19"/>
-        </w:rPr>
-        <w:t>April 2024 – Present</w:t>
+        <w:spacing w:after="20"/>
+        <w:rPr>
+          <w:rFonts w:ascii="Arial" w:hAnsi="Arial" w:cs="Arial"/>
+        </w:rPr>
+      </w:pPr>
+      <w:r>
+        <w:rPr>
+          <w:rFonts w:ascii="Arial" w:hAnsi="Arial" w:cs="Arial"/>
+          <w:sz w:val="20"/>
+          <w:szCs w:val="20"/>
+        </w:rPr>
+        <w:t xml:space="preserve">Implemented authentication, password hashing, </w:t>
+      </w:r>
+      <w:proofErr w:type="gramStart"/>
+      <w:r>
+        <w:rPr>
+          <w:rFonts w:ascii="Arial" w:hAnsi="Arial" w:cs="Arial"/>
+          <w:sz w:val="20"/>
+          <w:szCs w:val="20"/>
+        </w:rPr>
+        <w:t>role based</w:t>
+      </w:r>
+      <w:proofErr w:type="gramEnd"/>
+      <w:r>
+        <w:rPr>
+          <w:rFonts w:ascii="Arial" w:hAnsi="Arial" w:cs="Arial"/>
+          <w:sz w:val="20"/>
+          <w:szCs w:val="20"/>
+        </w:rPr>
+        <w:t xml:space="preserve"> access and audit logging.</w:t>
       </w:r>
     </w:p>
     <w:p>
@@ -861,20 +1085,45 @@
           <w:ilvl w:val="0"/>
           <w:numId w:val="2"/>
         </w:numPr>
-        <w:spacing w:before="40" w:after="40"/>
-      </w:pPr>
-      <w:r>
-        <w:t xml:space="preserve">Identified the operational need for a secure digital workforce management solution and independently designed, built, and deployed the </w:t>
-      </w:r>
-      <w:r>
-        <w:rPr>
-          <w:b/>
-          <w:bCs/>
-        </w:rPr>
-        <w:t>SecureShift platform</w:t>
-      </w:r>
-      <w:r>
-        <w:t xml:space="preserve"> to replace manual scheduling and attendance processes (see Technical Projects).</w:t>
+        <w:spacing w:after="20"/>
+        <w:rPr>
+          <w:rFonts w:ascii="Arial" w:hAnsi="Arial" w:cs="Arial"/>
+        </w:rPr>
+      </w:pPr>
+      <w:r>
+        <w:rPr>
+          <w:rFonts w:ascii="Arial" w:hAnsi="Arial" w:cs="Arial"/>
+          <w:sz w:val="20"/>
+          <w:szCs w:val="20"/>
+        </w:rPr>
+        <w:t>Designed and tested REST API endpoints and a relational PostgreSQL data model.</w:t>
+      </w:r>
+    </w:p>
+    <w:p>
+      <w:pPr>
+        <w:spacing w:before="90" w:after="30"/>
+        <w:rPr>
+          <w:rFonts w:ascii="Arial" w:hAnsi="Arial" w:cs="Arial"/>
+        </w:rPr>
+      </w:pPr>
+      <w:r>
+        <w:rPr>
+          <w:rFonts w:ascii="Arial" w:hAnsi="Arial" w:cs="Arial"/>
+          <w:b/>
+          <w:bCs/>
+        </w:rPr>
+        <w:t>Mobile Application Security Assessment</w:t>
+      </w:r>
+      <w:r>
+        <w:rPr>
+          <w:rFonts w:ascii="Arial" w:hAnsi="Arial" w:cs="Arial"/>
+          <w:i/>
+          <w:iCs/>
+          <w:color w:val="595959"/>
+          <w:sz w:val="19"/>
+          <w:szCs w:val="19"/>
+        </w:rPr>
+        <w:t xml:space="preserve">  |  OWASP ZAP, Postman   University project</w:t>
       </w:r>
     </w:p>
     <w:p>
@@ -884,45 +1133,46 @@
           <w:ilvl w:val="0"/>
           <w:numId w:val="2"/>
         </w:numPr>
-        <w:spacing w:before="40" w:after="40"/>
-      </w:pPr>
-      <w:r>
-        <w:t>Applied secure development and access-control principles in a live operational environment, maintaining and iterating on the platform in response to real-world user feedback.</w:t>
-      </w:r>
-    </w:p>
-    <w:p>
-      <w:pPr>
-        <w:spacing w:after="120"/>
-      </w:pPr>
-    </w:p>
-    <w:p>
-      <w:pPr>
-        <w:spacing w:before="240" w:after="60"/>
-      </w:pPr>
-      <w:r>
-        <w:rPr>
-          <w:b/>
-          <w:bCs/>
-          <w:color w:val="1B3A5C"/>
-          <w:spacing w:val="40"/>
-          <w:sz w:val="22"/>
-          <w:szCs w:val="22"/>
-        </w:rPr>
-        <w:t>KEY ACHIEVEMENTS</w:t>
-      </w:r>
-    </w:p>
-    <w:p>
-      <w:pPr>
-        <w:pBdr>
-          <w:bottom w:val="single" w:sz="8" w:space="1" w:color="2563EB"/>
-        </w:pBdr>
-        <w:spacing w:after="120"/>
-      </w:pPr>
-    </w:p>
-    <w:p>
-      <w:pPr>
-        <w:spacing w:after="80"/>
-      </w:pPr>
+        <w:spacing w:after="20"/>
+        <w:rPr>
+          <w:rFonts w:ascii="Arial" w:hAnsi="Arial" w:cs="Arial"/>
+        </w:rPr>
+      </w:pPr>
+      <w:r>
+        <w:rPr>
+          <w:rFonts w:ascii="Arial" w:hAnsi="Arial" w:cs="Arial"/>
+          <w:sz w:val="20"/>
+          <w:szCs w:val="20"/>
+        </w:rPr>
+        <w:t>Tested authentication and session handling, and documented vulnerabilities with practical remediation steps.</w:t>
+      </w:r>
+    </w:p>
+    <w:p>
+      <w:pPr>
+        <w:spacing w:before="90" w:after="30"/>
+        <w:rPr>
+          <w:rFonts w:ascii="Arial" w:hAnsi="Arial" w:cs="Arial"/>
+        </w:rPr>
+      </w:pPr>
+      <w:r>
+        <w:rPr>
+          <w:rFonts w:ascii="Arial" w:hAnsi="Arial" w:cs="Arial"/>
+          <w:b/>
+          <w:bCs/>
+        </w:rPr>
+        <w:t>Vulnerability Assessment</w:t>
+      </w:r>
+      <w:r>
+        <w:rPr>
+          <w:rFonts w:ascii="Arial" w:hAnsi="Arial" w:cs="Arial"/>
+          <w:i/>
+          <w:iCs/>
+          <w:color w:val="595959"/>
+          <w:sz w:val="19"/>
+          <w:szCs w:val="19"/>
+        </w:rPr>
+        <w:t xml:space="preserve">  |  Nessus, CVE analysis   Lab environment</w:t>
+      </w:r>
     </w:p>
     <w:p>
       <w:pPr>
@@ -931,20 +1181,295 @@
           <w:ilvl w:val="0"/>
           <w:numId w:val="2"/>
         </w:numPr>
-        <w:spacing w:before="40" w:after="40"/>
-      </w:pPr>
-      <w:r>
-        <w:t xml:space="preserve">Graduated with a </w:t>
-      </w:r>
-      <w:r>
-        <w:rPr>
-          <w:b/>
-          <w:bCs/>
-        </w:rPr>
-        <w:t>First Class BSc (Hons) in Cyber Security</w:t>
-      </w:r>
-      <w:r>
-        <w:t xml:space="preserve"> from the University of Wolverhampton.</w:t>
+        <w:spacing w:after="20"/>
+        <w:rPr>
+          <w:rFonts w:ascii="Arial" w:hAnsi="Arial" w:cs="Arial"/>
+        </w:rPr>
+      </w:pPr>
+      <w:r>
+        <w:rPr>
+          <w:rFonts w:ascii="Arial" w:hAnsi="Arial" w:cs="Arial"/>
+          <w:sz w:val="20"/>
+          <w:szCs w:val="20"/>
+        </w:rPr>
+        <w:t>Ran vulnerability scans, prioritised findings by severity and produced remediation actions linked to CVEs.</w:t>
+      </w:r>
+    </w:p>
+    <w:p>
+      <w:pPr>
+        <w:pBdr>
+          <w:bottom w:val="single" w:sz="6" w:space="2" w:color="1F3864"/>
+        </w:pBdr>
+        <w:spacing w:before="80" w:after="50"/>
+        <w:rPr>
+          <w:rFonts w:ascii="Arial" w:hAnsi="Arial" w:cs="Arial"/>
+          <w:b/>
+          <w:bCs/>
+          <w:color w:val="1F3864"/>
+        </w:rPr>
+      </w:pPr>
+    </w:p>
+    <w:p>
+      <w:pPr>
+        <w:pBdr>
+          <w:bottom w:val="single" w:sz="6" w:space="2" w:color="1F3864"/>
+        </w:pBdr>
+        <w:spacing w:before="80" w:after="50"/>
+        <w:rPr>
+          <w:rFonts w:ascii="Arial" w:hAnsi="Arial" w:cs="Arial"/>
+        </w:rPr>
+      </w:pPr>
+      <w:r>
+        <w:rPr>
+          <w:rFonts w:ascii="Arial" w:hAnsi="Arial" w:cs="Arial"/>
+          <w:b/>
+          <w:bCs/>
+          <w:color w:val="1F3864"/>
+        </w:rPr>
+        <w:t>EDUCATION</w:t>
+      </w:r>
+    </w:p>
+    <w:p>
+      <w:pPr>
+        <w:spacing w:after="20"/>
+        <w:rPr>
+          <w:rFonts w:ascii="Arial" w:hAnsi="Arial" w:cs="Arial"/>
+        </w:rPr>
+      </w:pPr>
+      <w:r>
+        <w:rPr>
+          <w:rFonts w:ascii="Arial" w:hAnsi="Arial" w:cs="Arial"/>
+          <w:b/>
+          <w:bCs/>
+        </w:rPr>
+        <w:t>BSc Honours Cyber Security, First Class</w:t>
+      </w:r>
+      <w:r>
+        <w:rPr>
+          <w:rFonts w:ascii="Arial" w:hAnsi="Arial" w:cs="Arial"/>
+          <w:sz w:val="20"/>
+          <w:szCs w:val="20"/>
+        </w:rPr>
+        <w:t xml:space="preserve">  |  University of Wolverhampton  |  2026</w:t>
+      </w:r>
+    </w:p>
+    <w:p>
+      <w:pPr>
+        <w:spacing w:after="60"/>
+        <w:rPr>
+          <w:rFonts w:ascii="Arial" w:hAnsi="Arial" w:cs="Arial"/>
+        </w:rPr>
+      </w:pPr>
+      <w:r>
+        <w:rPr>
+          <w:rFonts w:ascii="Arial" w:hAnsi="Arial" w:cs="Arial"/>
+          <w:color w:val="595959"/>
+          <w:sz w:val="19"/>
+          <w:szCs w:val="19"/>
+        </w:rPr>
+        <w:t>Relevant modules: Ethical Hacking &amp; Vulnerability Assessment, Digital Forensics, Secure Software Development, Network Security, Cyber Risk Management.</w:t>
+      </w:r>
+    </w:p>
+    <w:p>
+      <w:pPr>
+        <w:spacing w:after="20"/>
+        <w:rPr>
+          <w:rFonts w:ascii="Arial" w:hAnsi="Arial" w:cs="Arial"/>
+          <w:b/>
+          <w:bCs/>
+        </w:rPr>
+      </w:pPr>
+    </w:p>
+    <w:p>
+      <w:pPr>
+        <w:spacing w:after="20"/>
+        <w:rPr>
+          <w:rFonts w:ascii="Arial" w:hAnsi="Arial" w:cs="Arial"/>
+        </w:rPr>
+      </w:pPr>
+      <w:r>
+        <w:rPr>
+          <w:rFonts w:ascii="Arial" w:hAnsi="Arial" w:cs="Arial"/>
+          <w:b/>
+          <w:bCs/>
+        </w:rPr>
+        <w:t>AAT Accounting</w:t>
+      </w:r>
+      <w:r>
+        <w:rPr>
+          <w:rFonts w:ascii="Arial" w:hAnsi="Arial" w:cs="Arial"/>
+          <w:sz w:val="20"/>
+          <w:szCs w:val="20"/>
+        </w:rPr>
+        <w:t xml:space="preserve">  |  Dudley College of Technology  |  2017 – 2018</w:t>
+      </w:r>
+    </w:p>
+    <w:p>
+      <w:pPr>
+        <w:spacing w:after="60"/>
+        <w:rPr>
+          <w:rFonts w:ascii="Arial" w:hAnsi="Arial" w:cs="Arial"/>
+        </w:rPr>
+      </w:pPr>
+      <w:r>
+        <w:rPr>
+          <w:rFonts w:ascii="Arial" w:hAnsi="Arial" w:cs="Arial"/>
+          <w:color w:val="595959"/>
+          <w:sz w:val="19"/>
+          <w:szCs w:val="19"/>
+        </w:rPr>
+        <w:t>Level 3 Advanced Diploma (Merit), Level 2 Foundation Diploma (Distinction).</w:t>
+      </w:r>
+    </w:p>
+    <w:p>
+      <w:pPr>
+        <w:pBdr>
+          <w:bottom w:val="single" w:sz="6" w:space="2" w:color="1F3864"/>
+        </w:pBdr>
+        <w:spacing w:before="80" w:after="50"/>
+        <w:rPr>
+          <w:rFonts w:ascii="Arial" w:hAnsi="Arial" w:cs="Arial"/>
+          <w:b/>
+          <w:bCs/>
+          <w:color w:val="1F3864"/>
+        </w:rPr>
+      </w:pPr>
+    </w:p>
+    <w:p>
+      <w:pPr>
+        <w:pBdr>
+          <w:bottom w:val="single" w:sz="6" w:space="2" w:color="1F3864"/>
+        </w:pBdr>
+        <w:spacing w:before="80" w:after="50"/>
+        <w:rPr>
+          <w:rFonts w:ascii="Arial" w:hAnsi="Arial" w:cs="Arial"/>
+        </w:rPr>
+      </w:pPr>
+      <w:r>
+        <w:rPr>
+          <w:rFonts w:ascii="Arial" w:hAnsi="Arial" w:cs="Arial"/>
+          <w:b/>
+          <w:bCs/>
+          <w:color w:val="1F3864"/>
+        </w:rPr>
+        <w:t>PROFESSIONAL DEVELOPMENT</w:t>
+      </w:r>
+    </w:p>
+    <w:p>
+      <w:pPr>
+        <w:spacing w:after="60"/>
+        <w:rPr>
+          <w:rFonts w:ascii="Arial" w:hAnsi="Arial" w:cs="Arial"/>
+        </w:rPr>
+      </w:pPr>
+      <w:r>
+        <w:rPr>
+          <w:rFonts w:ascii="Arial" w:hAnsi="Arial" w:cs="Arial"/>
+          <w:b/>
+          <w:bCs/>
+        </w:rPr>
+        <w:t xml:space="preserve">AI Consulting Micro </w:t>
+      </w:r>
+      <w:r>
+        <w:rPr>
+          <w:rFonts w:ascii="Arial" w:hAnsi="Arial" w:cs="Arial"/>
+          <w:b/>
+          <w:bCs/>
+        </w:rPr>
+        <w:t>Internship</w:t>
+      </w:r>
+      <w:r>
+        <w:rPr>
+          <w:rFonts w:ascii="Arial" w:hAnsi="Arial" w:cs="Arial"/>
+          <w:sz w:val="20"/>
+          <w:szCs w:val="20"/>
+        </w:rPr>
+        <w:t xml:space="preserve"> | University</w:t>
+      </w:r>
+      <w:r>
+        <w:rPr>
+          <w:rFonts w:ascii="Arial" w:hAnsi="Arial" w:cs="Arial"/>
+          <w:sz w:val="20"/>
+          <w:szCs w:val="20"/>
+        </w:rPr>
+        <w:t xml:space="preserve"> of Wolverhampton &amp; </w:t>
+      </w:r>
+      <w:proofErr w:type="spellStart"/>
+      <w:r>
+        <w:rPr>
+          <w:rFonts w:ascii="Arial" w:hAnsi="Arial" w:cs="Arial"/>
+          <w:sz w:val="20"/>
+          <w:szCs w:val="20"/>
+        </w:rPr>
+        <w:t>Springpod</w:t>
+      </w:r>
+      <w:proofErr w:type="spellEnd"/>
+      <w:r>
+        <w:rPr>
+          <w:rFonts w:ascii="Arial" w:hAnsi="Arial" w:cs="Arial"/>
+          <w:sz w:val="20"/>
+          <w:szCs w:val="20"/>
+        </w:rPr>
+        <w:t xml:space="preserve"> </w:t>
+      </w:r>
+      <w:r>
+        <w:rPr>
+          <w:rFonts w:ascii="Arial" w:hAnsi="Arial" w:cs="Arial"/>
+          <w:sz w:val="20"/>
+          <w:szCs w:val="20"/>
+        </w:rPr>
+        <w:t>| 2026 —</w:t>
+      </w:r>
+      <w:r>
+        <w:rPr>
+          <w:rFonts w:ascii="Arial" w:hAnsi="Arial" w:cs="Arial"/>
+          <w:sz w:val="20"/>
+          <w:szCs w:val="20"/>
+        </w:rPr>
+        <w:t xml:space="preserve">  </w:t>
+      </w:r>
+      <w:hyperlink r:id="rId6" w:history="1">
+        <w:r>
+          <w:rPr>
+            <w:rFonts w:ascii="Arial" w:hAnsi="Arial" w:cs="Arial"/>
+            <w:color w:val="0563C1"/>
+            <w:sz w:val="19"/>
+            <w:szCs w:val="19"/>
+            <w:u w:val="single"/>
+          </w:rPr>
+          <w:t>View credential</w:t>
+        </w:r>
+      </w:hyperlink>
+    </w:p>
+    <w:p>
+      <w:pPr>
+        <w:spacing w:after="60"/>
+        <w:rPr>
+          <w:rFonts w:ascii="Arial" w:hAnsi="Arial" w:cs="Arial"/>
+        </w:rPr>
+      </w:pPr>
+    </w:p>
+    <w:p>
+      <w:pPr>
+        <w:pBdr>
+          <w:bottom w:val="single" w:sz="6" w:space="2" w:color="1F3864"/>
+        </w:pBdr>
+        <w:spacing w:before="80" w:after="50"/>
+        <w:rPr>
+          <w:rFonts w:ascii="Arial" w:hAnsi="Arial" w:cs="Arial"/>
+          <w:b/>
+          <w:bCs/>
+          <w:color w:val="1F3864"/>
+        </w:rPr>
+      </w:pPr>
+      <w:r>
+        <w:rPr>
+          <w:rFonts w:ascii="Arial" w:hAnsi="Arial" w:cs="Arial"/>
+          <w:b/>
+          <w:bCs/>
+          <w:color w:val="1F3864"/>
+        </w:rPr>
+        <w:t>ADDITIONAL INFORMATION</w:t>
       </w:r>
     </w:p>
     <w:p>
@@ -954,20 +1479,38 @@
           <w:ilvl w:val="0"/>
           <w:numId w:val="2"/>
         </w:numPr>
-        <w:spacing w:before="40" w:after="40"/>
-      </w:pPr>
-      <w:r>
-        <w:t xml:space="preserve">Designed, built, and deployed the </w:t>
-      </w:r>
-      <w:r>
-        <w:rPr>
-          <w:b/>
-          <w:bCs/>
-        </w:rPr>
-        <w:t>SecureShift</w:t>
-      </w:r>
-      <w:r>
-        <w:t xml:space="preserve"> workforce management platform end-to-end, now in live operational use.</w:t>
+        <w:spacing w:after="20"/>
+        <w:rPr>
+          <w:rFonts w:ascii="Arial" w:hAnsi="Arial" w:cs="Arial"/>
+          <w:sz w:val="20"/>
+          <w:szCs w:val="20"/>
+        </w:rPr>
+      </w:pPr>
+      <w:r>
+        <w:rPr>
+          <w:rFonts w:ascii="Arial" w:hAnsi="Arial" w:cs="Arial"/>
+          <w:sz w:val="20"/>
+          <w:szCs w:val="20"/>
+        </w:rPr>
+        <w:t xml:space="preserve">Has a home lab set up with a Raspberry Pi cluster, </w:t>
+      </w:r>
+      <w:proofErr w:type="spellStart"/>
+      <w:r>
+        <w:rPr>
+          <w:rFonts w:ascii="Arial" w:hAnsi="Arial" w:cs="Arial"/>
+          <w:sz w:val="20"/>
+          <w:szCs w:val="20"/>
+        </w:rPr>
+        <w:t>self hosted</w:t>
+      </w:r>
+      <w:proofErr w:type="spellEnd"/>
+      <w:r>
+        <w:rPr>
+          <w:rFonts w:ascii="Arial" w:hAnsi="Arial" w:cs="Arial"/>
+          <w:sz w:val="20"/>
+          <w:szCs w:val="20"/>
+        </w:rPr>
+        <w:t xml:space="preserve"> services and a small network built from old hardware.</w:t>
       </w:r>
     </w:p>
     <w:p>
@@ -977,20 +1520,20 @@
           <w:ilvl w:val="0"/>
           <w:numId w:val="2"/>
         </w:numPr>
-        <w:spacing w:before="40" w:after="40"/>
-      </w:pPr>
-      <w:r>
-        <w:t xml:space="preserve">Delivered a range of hands-on security projects, including </w:t>
-      </w:r>
-      <w:r>
-        <w:rPr>
-          <w:b/>
-          <w:bCs/>
-        </w:rPr>
-        <w:t>penetration testing, vulnerability assessment, and threat modelling</w:t>
-      </w:r>
-      <w:r>
-        <w:t xml:space="preserve"> across web, mobile, network, and IoT environments.</w:t>
+        <w:spacing w:after="20"/>
+        <w:rPr>
+          <w:rFonts w:ascii="Arial" w:hAnsi="Arial" w:cs="Arial"/>
+          <w:sz w:val="20"/>
+          <w:szCs w:val="20"/>
+        </w:rPr>
+      </w:pPr>
+      <w:r>
+        <w:rPr>
+          <w:rFonts w:ascii="Arial" w:hAnsi="Arial" w:cs="Arial"/>
+          <w:sz w:val="20"/>
+          <w:szCs w:val="20"/>
+        </w:rPr>
+        <w:t>Keeps a personal GitHub with his own coding projects</w:t>
       </w:r>
     </w:p>
     <w:p>
@@ -1000,20 +1543,38 @@
           <w:ilvl w:val="0"/>
           <w:numId w:val="2"/>
         </w:numPr>
-        <w:spacing w:before="40" w:after="40"/>
-      </w:pPr>
-      <w:r>
-        <w:t xml:space="preserve">Applied industry-standard frameworks, including </w:t>
-      </w:r>
-      <w:r>
-        <w:rPr>
-          <w:b/>
-          <w:bCs/>
-        </w:rPr>
-        <w:t>OWASP, NIST, STRIDE, and DREAD</w:t>
-      </w:r>
-      <w:r>
-        <w:t xml:space="preserve">, throughout security assessments and secure software development work.</w:t>
+        <w:spacing w:after="20"/>
+        <w:rPr>
+          <w:rFonts w:ascii="Arial" w:hAnsi="Arial" w:cs="Arial"/>
+          <w:sz w:val="20"/>
+          <w:szCs w:val="20"/>
+        </w:rPr>
+      </w:pPr>
+      <w:r>
+        <w:rPr>
+          <w:rFonts w:ascii="Arial" w:hAnsi="Arial" w:cs="Arial"/>
+          <w:sz w:val="20"/>
+          <w:szCs w:val="20"/>
+        </w:rPr>
+        <w:t xml:space="preserve">Practises cyber security skills in his own time through </w:t>
+      </w:r>
+      <w:proofErr w:type="spellStart"/>
+      <w:r>
+        <w:rPr>
+          <w:rFonts w:ascii="Arial" w:hAnsi="Arial" w:cs="Arial"/>
+          <w:sz w:val="20"/>
+          <w:szCs w:val="20"/>
+        </w:rPr>
+        <w:t>TryHackMe</w:t>
+      </w:r>
+      <w:proofErr w:type="spellEnd"/>
+      <w:r>
+        <w:rPr>
+          <w:rFonts w:ascii="Arial" w:hAnsi="Arial" w:cs="Arial"/>
+          <w:sz w:val="20"/>
+          <w:szCs w:val="20"/>
+        </w:rPr>
+        <w:t>.</w:t>
       </w:r>
     </w:p>
     <w:p>
@@ -1023,49 +1584,33 @@
           <w:ilvl w:val="0"/>
           <w:numId w:val="2"/>
         </w:numPr>
-        <w:spacing w:before="40" w:after="40"/>
-      </w:pPr>
-      <w:r>
-        <w:t xml:space="preserve">Built and shipped multiple full-stack applications, spanning </w:t>
-      </w:r>
-      <w:r>
-        <w:rPr>
-          <w:b/>
-          <w:bCs/>
-        </w:rPr>
-        <w:t>Node.js, PHP, PostgreSQL, and MySQL</w:t>
-      </w:r>
-      <w:r>
-        <w:t xml:space="preserve">, with a consistent focus on secure-by-design principles.</w:t>
-      </w:r>
-    </w:p>
-    <w:p>
-      <w:pPr>
-        <w:spacing w:after="120"/>
-      </w:pPr>
-    </w:p>
-    <w:p>
-      <w:pPr>
-        <w:pBdr>
-          <w:top w:val="single" w:sz="4" w:space="4" w:color="DDDDDD"/>
-        </w:pBdr>
-        <w:spacing w:before="120"/>
-        <w:jc w:val="center"/>
-      </w:pPr>
-      <w:r>
-        <w:rPr>
-          <w:i/>
-          <w:iCs/>
-          <w:color w:val="94A3B8"/>
-          <w:sz w:val="17"/>
-          <w:szCs w:val="17"/>
-        </w:rPr>
-        <w:t>References available upon request</w:t>
-      </w:r>
+        <w:spacing w:after="20"/>
+        <w:rPr>
+          <w:rFonts w:ascii="Arial" w:hAnsi="Arial" w:cs="Arial"/>
+          <w:sz w:val="20"/>
+          <w:szCs w:val="20"/>
+        </w:rPr>
+      </w:pPr>
+      <w:r>
+        <w:rPr>
+          <w:rFonts w:ascii="Arial" w:hAnsi="Arial" w:cs="Arial"/>
+          <w:sz w:val="20"/>
+          <w:szCs w:val="20"/>
+        </w:rPr>
+        <w:t>Marshal and Youth Leader at his local church, guiding attendees and organising youth services and programmes.</w:t>
+      </w:r>
+    </w:p>
+    <w:p>
+      <w:pPr>
+        <w:spacing w:after="60"/>
+        <w:rPr>
+          <w:rFonts w:ascii="Arial" w:hAnsi="Arial" w:cs="Arial"/>
+        </w:rPr>
+      </w:pPr>
     </w:p>
     <w:sectPr>
       <w:pgSz w:w="11906" w:h="16838"/>
-      <w:pgMar w:top="900" w:right="900" w:bottom="900" w:left="900" w:header="708" w:footer="708" w:gutter="0"/>
+      <w:pgMar w:top="431" w:right="1008" w:bottom="431" w:left="1008" w:header="708" w:footer="708" w:gutter="0"/>
       <w:cols w:space="720"/>
       <w:docGrid w:linePitch="360"/>
     </w:sectPr>
@@ -1076,161 +1621,237 @@
 <file path=word/numbering.xml><?xml version="1.0" encoding="utf-8"?>
 <w:numbering xmlns:wpc="http://schemas.microsoft.com/office/word/2010/wordprocessingCanvas" xmlns:cx="http://schemas.microsoft.com/office/drawing/2014/chartex" xmlns:cx1="http://schemas.microsoft.com/office/drawing/2015/9/8/chartex" xmlns:cx2="http://schemas.microsoft.com/office/drawing/2015/10/21/chartex" xmlns:cx3="http://schemas.microsoft.com/office/drawing/2016/5/9/chartex" xmlns:cx4="http://schemas.microsoft.com/office/drawing/2016/5/10/chartex" xmlns:cx5="http://schemas.microsoft.com/office/drawing/2016/5/11/chartex" xmlns:cx6="http://schemas.microsoft.com/office/drawing/2016/5/12/chartex" xmlns:cx7="http://schemas.microsoft.com/office/drawing/2016/5/13/chartex" xmlns:cx8="http://schemas.microsoft.com/office/drawing/2016/5/14/chartex" xmlns:mc="http://schemas.openxmlformats.org/markup-compatibility/2006" xmlns:m="http://schemas.openxmlformats.org/officeDocument/2006/math" xmlns:aink="http://schemas.microsoft.com/office/drawing/2016/ink" xmlns:am3d="http://schemas.microsoft.com/office/drawing/2017/model3d" xmlns:oel="http://schemas.microsoft.com/office/2019/extlst" xmlns:r="http://schemas.openxmlformats.org/officeDocument/2006/relationships" xmlns:wp14="http://schemas.microsoft.com/office/word/2010/wordprocessingDrawing" xmlns:wp="http://schemas.openxmlformats.org/drawingml/2006/wordprocessingDrawing" xmlns:wpg="http://schemas.microsoft.com/office/word/2010/wordprocessingGroup" xmlns:wpi="http://schemas.microsoft.com/office/word/2010/wordprocessingInk" xmlns:wps="http://schemas.microsoft.com/office/word/2010/wordprocessingShape" xmlns:o="urn:schemas-microsoft-com:office:office" xmlns:v="urn:schemas-microsoft-com:vml" xmlns:w10="urn:schemas-microsoft-com:office:word" xmlns:w="http://schemas.openxmlformats.org/wordprocessingml/2006/main" xmlns:w14="http://schemas.microsoft.com/office/word/2010/wordml" xmlns:w15="http://schemas.microsoft.com/office/word/2012/wordml" xmlns:w16cei="http://schemas.microsoft.com/office/word/2026/wordml/cei" xmlns:w16cex="http://schemas.microsoft.com/office/word/2018/wordml/cex" xmlns:w16cid="http://schemas.microsoft.com/office/word/2016/wordml/cid" xmlns:w16="http://schemas.microsoft.com/office/word/2018/wordml" xmlns:w16sdtdh="http://schemas.microsoft.com/office/word/2020/wordml/sdtdatahash" xmlns:w16sdtfl="http://schemas.microsoft.com/office/word/2024/wordml/sdtformatlock" xmlns:w16se="http://schemas.microsoft.com/office/word/2015/wordml/symex" xmlns:w16du="http://schemas.microsoft.com/office/word/2023/wordml/word16du" xmlns:wne="http://schemas.microsoft.com/office/word/2006/wordml" mc:Ignorable="w14 w15 w16se w16cid w16 w16cex w16sdtdh w16sdtfl w16du wp14">
   <w:abstractNum w:abstractNumId="0" w15:restartNumberingAfterBreak="0">
-    <w:nsid w:val="02F06C1B"/>
+    <w:nsid w:val="01C46677"/>
     <w:multiLevelType w:val="hybridMultilevel"/>
-    <w:tmpl w:val="2EE8BFDC"/>
-    <w:lvl w:ilvl="0" w:tplc="F50676C6">
+    <w:tmpl w:val="7B6AFFE0"/>
+    <w:lvl w:ilvl="0" w:tplc="BD04EC9A">
       <w:start w:val="1"/>
       <w:numFmt w:val="bullet"/>
-      <w:lvlText w:val="▪"/>
+      <w:lvlText w:val="•"/>
       <w:lvlJc w:val="left"/>
       <w:pPr>
         <w:ind w:left="360" w:hanging="260"/>
       </w:pPr>
-      <w:rPr>
-        <w:color w:val="2563EB"/>
-        <w:sz w:val="18"/>
-        <w:szCs w:val="18"/>
-      </w:rPr>
     </w:lvl>
-    <w:lvl w:ilvl="1" w:tplc="E53491EC">
+    <w:lvl w:ilvl="1" w:tplc="6E88F360">
+      <w:numFmt w:val="decimal"/>
+      <w:lvlText w:val=""/>
+      <w:lvlJc w:val="left"/>
+      <w:pPr>
+        <w:ind w:left="0" w:firstLine="0"/>
+      </w:pPr>
+    </w:lvl>
+    <w:lvl w:ilvl="2" w:tplc="51EEB104">
+      <w:numFmt w:val="decimal"/>
+      <w:lvlText w:val=""/>
+      <w:lvlJc w:val="left"/>
+      <w:pPr>
+        <w:ind w:left="0" w:firstLine="0"/>
+      </w:pPr>
+    </w:lvl>
+    <w:lvl w:ilvl="3" w:tplc="7382B0D0">
+      <w:numFmt w:val="decimal"/>
+      <w:lvlText w:val=""/>
+      <w:lvlJc w:val="left"/>
+      <w:pPr>
+        <w:ind w:left="0" w:firstLine="0"/>
+      </w:pPr>
+    </w:lvl>
+    <w:lvl w:ilvl="4" w:tplc="CF6AC56A">
+      <w:numFmt w:val="decimal"/>
+      <w:lvlText w:val=""/>
+      <w:lvlJc w:val="left"/>
+      <w:pPr>
+        <w:ind w:left="0" w:firstLine="0"/>
+      </w:pPr>
+    </w:lvl>
+    <w:lvl w:ilvl="5" w:tplc="2670E4B4">
+      <w:numFmt w:val="decimal"/>
+      <w:lvlText w:val=""/>
+      <w:lvlJc w:val="left"/>
+      <w:pPr>
+        <w:ind w:left="0" w:firstLine="0"/>
+      </w:pPr>
+    </w:lvl>
+    <w:lvl w:ilvl="6" w:tplc="6322672E">
+      <w:numFmt w:val="decimal"/>
+      <w:lvlText w:val=""/>
+      <w:lvlJc w:val="left"/>
+      <w:pPr>
+        <w:ind w:left="0" w:firstLine="0"/>
+      </w:pPr>
+    </w:lvl>
+    <w:lvl w:ilvl="7" w:tplc="D9C4E53C">
+      <w:numFmt w:val="decimal"/>
+      <w:lvlText w:val=""/>
+      <w:lvlJc w:val="left"/>
+      <w:pPr>
+        <w:ind w:left="0" w:firstLine="0"/>
+      </w:pPr>
+    </w:lvl>
+    <w:lvl w:ilvl="8" w:tplc="ABFEC38A">
+      <w:numFmt w:val="decimal"/>
+      <w:lvlText w:val=""/>
+      <w:lvlJc w:val="left"/>
+      <w:pPr>
+        <w:ind w:left="0" w:firstLine="0"/>
+      </w:pPr>
+    </w:lvl>
+  </w:abstractNum>
+  <w:abstractNum w:abstractNumId="1" w15:restartNumberingAfterBreak="0">
+    <w:nsid w:val="284D4897"/>
+    <w:multiLevelType w:val="hybridMultilevel"/>
+    <w:tmpl w:val="385CA2DC"/>
+    <w:lvl w:ilvl="0" w:tplc="5CC2FC36">
+      <w:start w:val="1"/>
+      <w:numFmt w:val="bullet"/>
+      <w:lvlText w:val="●"/>
+      <w:lvlJc w:val="left"/>
+      <w:pPr>
+        <w:ind w:left="720" w:hanging="360"/>
+      </w:pPr>
+    </w:lvl>
+    <w:lvl w:ilvl="1" w:tplc="4B58FDBA">
+      <w:start w:val="1"/>
+      <w:numFmt w:val="bullet"/>
+      <w:lvlText w:val="○"/>
+      <w:lvlJc w:val="left"/>
+      <w:pPr>
+        <w:ind w:left="1440" w:hanging="360"/>
+      </w:pPr>
+    </w:lvl>
+    <w:lvl w:ilvl="2" w:tplc="54687D18">
+      <w:start w:val="1"/>
+      <w:numFmt w:val="bullet"/>
+      <w:lvlText w:val="■"/>
+      <w:lvlJc w:val="left"/>
+      <w:pPr>
+        <w:ind w:left="2160" w:hanging="360"/>
+      </w:pPr>
+    </w:lvl>
+    <w:lvl w:ilvl="3" w:tplc="69962E76">
+      <w:start w:val="1"/>
+      <w:numFmt w:val="bullet"/>
+      <w:lvlText w:val="●"/>
+      <w:lvlJc w:val="left"/>
+      <w:pPr>
+        <w:ind w:left="2880" w:hanging="360"/>
+      </w:pPr>
+    </w:lvl>
+    <w:lvl w:ilvl="4" w:tplc="CCB83542">
+      <w:start w:val="1"/>
+      <w:numFmt w:val="bullet"/>
+      <w:lvlText w:val="○"/>
+      <w:lvlJc w:val="left"/>
+      <w:pPr>
+        <w:ind w:left="3600" w:hanging="360"/>
+      </w:pPr>
+    </w:lvl>
+    <w:lvl w:ilvl="5" w:tplc="AB16F408">
+      <w:start w:val="1"/>
+      <w:numFmt w:val="bullet"/>
+      <w:lvlText w:val="■"/>
+      <w:lvlJc w:val="left"/>
+      <w:pPr>
+        <w:ind w:left="4320" w:hanging="360"/>
+      </w:pPr>
+    </w:lvl>
+    <w:lvl w:ilvl="6" w:tplc="563242D4">
+      <w:start w:val="1"/>
+      <w:numFmt w:val="bullet"/>
+      <w:lvlText w:val="●"/>
+      <w:lvlJc w:val="left"/>
+      <w:pPr>
+        <w:ind w:left="5040" w:hanging="360"/>
+      </w:pPr>
+    </w:lvl>
+    <w:lvl w:ilvl="7" w:tplc="1F6CB77A">
+      <w:start w:val="1"/>
+      <w:numFmt w:val="bullet"/>
+      <w:lvlText w:val="●"/>
+      <w:lvlJc w:val="left"/>
+      <w:pPr>
+        <w:ind w:left="5760" w:hanging="360"/>
+      </w:pPr>
+    </w:lvl>
+    <w:lvl w:ilvl="8" w:tplc="76AAB950">
+      <w:start w:val="1"/>
+      <w:numFmt w:val="bullet"/>
+      <w:lvlText w:val="●"/>
+      <w:lvlJc w:val="left"/>
+      <w:pPr>
+        <w:ind w:left="6480" w:hanging="360"/>
+      </w:pPr>
+    </w:lvl>
+  </w:abstractNum>
+  <w:abstractNum w:abstractNumId="2" w15:restartNumberingAfterBreak="0">
+    <w:nsid w:val="59FA1DDE"/>
+    <w:multiLevelType w:val="hybridMultilevel"/>
+    <w:tmpl w:val="2084E4A0"/>
+    <w:lvl w:ilvl="0" w:tplc="6D62A1BA">
+      <w:start w:val="1"/>
+      <w:numFmt w:val="bullet"/>
+      <w:lvlText w:val="•"/>
+      <w:lvlJc w:val="left"/>
+      <w:pPr>
+        <w:ind w:left="360" w:hanging="260"/>
+      </w:pPr>
+    </w:lvl>
+    <w:lvl w:ilvl="1" w:tplc="ED0EEA08">
       <w:numFmt w:val="decimal"/>
       <w:lvlText w:val=""/>
       <w:lvlJc w:val="left"/>
     </w:lvl>
-    <w:lvl w:ilvl="2" w:tplc="ADB23218">
+    <w:lvl w:ilvl="2" w:tplc="B9CC60D4">
       <w:numFmt w:val="decimal"/>
       <w:lvlText w:val=""/>
       <w:lvlJc w:val="left"/>
     </w:lvl>
-    <w:lvl w:ilvl="3" w:tplc="40568F58">
+    <w:lvl w:ilvl="3" w:tplc="118A48A4">
       <w:numFmt w:val="decimal"/>
       <w:lvlText w:val=""/>
       <w:lvlJc w:val="left"/>
     </w:lvl>
-    <w:lvl w:ilvl="4" w:tplc="C376302E">
+    <w:lvl w:ilvl="4" w:tplc="4E5A56FE">
       <w:numFmt w:val="decimal"/>
       <w:lvlText w:val=""/>
       <w:lvlJc w:val="left"/>
     </w:lvl>
-    <w:lvl w:ilvl="5" w:tplc="CF6CE620">
+    <w:lvl w:ilvl="5" w:tplc="CEF6588A">
       <w:numFmt w:val="decimal"/>
       <w:lvlText w:val=""/>
       <w:lvlJc w:val="left"/>
     </w:lvl>
-    <w:lvl w:ilvl="6" w:tplc="FCD05146">
+    <w:lvl w:ilvl="6" w:tplc="0F047BB6">
       <w:numFmt w:val="decimal"/>
       <w:lvlText w:val=""/>
       <w:lvlJc w:val="left"/>
     </w:lvl>
-    <w:lvl w:ilvl="7" w:tplc="843C9598">
+    <w:lvl w:ilvl="7" w:tplc="636A336E">
       <w:numFmt w:val="decimal"/>
       <w:lvlText w:val=""/>
       <w:lvlJc w:val="left"/>
     </w:lvl>
-    <w:lvl w:ilvl="8" w:tplc="6A7ED916">
+    <w:lvl w:ilvl="8" w:tplc="7A185764">
       <w:numFmt w:val="decimal"/>
       <w:lvlText w:val=""/>
       <w:lvlJc w:val="left"/>
     </w:lvl>
   </w:abstractNum>
-  <w:abstractNum w:abstractNumId="1" w15:restartNumberingAfterBreak="0">
-    <w:nsid w:val="78F6512F"/>
-    <w:multiLevelType w:val="hybridMultilevel"/>
-    <w:tmpl w:val="8F704F06"/>
-    <w:lvl w:ilvl="0" w:tplc="F3222774">
-      <w:start w:val="1"/>
-      <w:numFmt w:val="bullet"/>
-      <w:lvlText w:val="●"/>
-      <w:lvlJc w:val="left"/>
-      <w:pPr>
-        <w:ind w:left="720" w:hanging="360"/>
-      </w:pPr>
-    </w:lvl>
-    <w:lvl w:ilvl="1" w:tplc="0EE247CC">
-      <w:start w:val="1"/>
-      <w:numFmt w:val="bullet"/>
-      <w:lvlText w:val="○"/>
-      <w:lvlJc w:val="left"/>
-      <w:pPr>
-        <w:ind w:left="1440" w:hanging="360"/>
-      </w:pPr>
-    </w:lvl>
-    <w:lvl w:ilvl="2" w:tplc="D5362FD2">
-      <w:start w:val="1"/>
-      <w:numFmt w:val="bullet"/>
-      <w:lvlText w:val="■"/>
-      <w:lvlJc w:val="left"/>
-      <w:pPr>
-        <w:ind w:left="2160" w:hanging="360"/>
-      </w:pPr>
-    </w:lvl>
-    <w:lvl w:ilvl="3" w:tplc="D494D9AC">
-      <w:start w:val="1"/>
-      <w:numFmt w:val="bullet"/>
-      <w:lvlText w:val="●"/>
-      <w:lvlJc w:val="left"/>
-      <w:pPr>
-        <w:ind w:left="2880" w:hanging="360"/>
-      </w:pPr>
-    </w:lvl>
-    <w:lvl w:ilvl="4" w:tplc="454A890A">
-      <w:start w:val="1"/>
-      <w:numFmt w:val="bullet"/>
-      <w:lvlText w:val="○"/>
-      <w:lvlJc w:val="left"/>
-      <w:pPr>
-        <w:ind w:left="3600" w:hanging="360"/>
-      </w:pPr>
-    </w:lvl>
-    <w:lvl w:ilvl="5" w:tplc="C0143604">
-      <w:start w:val="1"/>
-      <w:numFmt w:val="bullet"/>
-      <w:lvlText w:val="■"/>
-      <w:lvlJc w:val="left"/>
-      <w:pPr>
-        <w:ind w:left="4320" w:hanging="360"/>
-      </w:pPr>
-    </w:lvl>
-    <w:lvl w:ilvl="6" w:tplc="9B8270EE">
-      <w:start w:val="1"/>
-      <w:numFmt w:val="bullet"/>
-      <w:lvlText w:val="●"/>
-      <w:lvlJc w:val="left"/>
-      <w:pPr>
-        <w:ind w:left="5040" w:hanging="360"/>
-      </w:pPr>
-    </w:lvl>
-    <w:lvl w:ilvl="7" w:tplc="D5A00746">
-      <w:start w:val="1"/>
-      <w:numFmt w:val="bullet"/>
-      <w:lvlText w:val="●"/>
-      <w:lvlJc w:val="left"/>
-      <w:pPr>
-        <w:ind w:left="5760" w:hanging="360"/>
-      </w:pPr>
-    </w:lvl>
-    <w:lvl w:ilvl="8" w:tplc="411E8CBC">
-      <w:start w:val="1"/>
-      <w:numFmt w:val="bullet"/>
-      <w:lvlText w:val="●"/>
-      <w:lvlJc w:val="left"/>
-      <w:pPr>
-        <w:ind w:left="6480" w:hanging="360"/>
-      </w:pPr>
-    </w:lvl>
-  </w:abstractNum>
-  <w:num w:numId="1" w16cid:durableId="1201817506">
+  <w:num w:numId="1" w16cid:durableId="56168032">
     <w:abstractNumId w:val="1"/>
     <w:lvlOverride w:ilvl="0">
       <w:startOverride w:val="1"/>
     </w:lvlOverride>
   </w:num>
-  <w:num w:numId="2" w16cid:durableId="1599369876">
-    <w:abstractNumId w:val="0"/>
+  <w:num w:numId="2" w16cid:durableId="326901476">
+    <w:abstractNumId w:val="2"/>
     <w:lvlOverride w:ilvl="0">
       <w:startOverride w:val="1"/>
     </w:lvlOverride>
+  </w:num>
+  <w:num w:numId="3" w16cid:durableId="333067256">
+    <w:abstractNumId w:val="0"/>
   </w:num>
 </w:numbering>
 </file>
@@ -1241,7 +1862,8 @@
     <w:rPrDefault>
       <w:rPr>
         <w:rFonts w:ascii="Calibri" w:eastAsia="Calibri" w:hAnsi="Calibri" w:cs="Calibri"/>
-        <w:color w:val="1E293B"/>
+        <w:sz w:val="21"/>
+        <w:szCs w:val="21"/>
         <w:lang w:val="en-GB" w:eastAsia="en-GB" w:bidi="ar-SA"/>
       </w:rPr>
     </w:rPrDefault>
@@ -1716,6 +2338,7 @@
   <w:style w:type="character" w:default="1" w:styleId="DefaultParagraphFont">
     <w:name w:val="Default Paragraph Font"/>
     <w:uiPriority w:val="1"/>
+    <w:semiHidden/>
     <w:unhideWhenUsed/>
   </w:style>
   <w:style w:type="table" w:default="1" w:styleId="TableNormal">
@@ -1784,6 +2407,10 @@
     <w:uiPriority w:val="99"/>
     <w:semiHidden/>
     <w:unhideWhenUsed/>
+    <w:rPr>
+      <w:sz w:val="20"/>
+      <w:szCs w:val="20"/>
+    </w:rPr>
   </w:style>
   <w:style w:type="character" w:customStyle="1" w:styleId="FootnoteTextChar">
     <w:name w:val="Footnote Text Char"/>
@@ -1811,6 +2438,10 @@
     <w:uiPriority w:val="99"/>
     <w:semiHidden/>
     <w:unhideWhenUsed/>
+    <w:rPr>
+      <w:sz w:val="20"/>
+      <w:szCs w:val="20"/>
+    </w:rPr>
   </w:style>
   <w:style w:type="character" w:customStyle="1" w:styleId="EndnoteTextChar">
     <w:name w:val="Endnote Text Char"/>
@@ -1823,13 +2454,78 @@
       <w:szCs w:val="20"/>
     </w:rPr>
   </w:style>
+  <w:style w:type="character" w:styleId="CommentReference">
+    <w:name w:val="annotation reference"/>
+    <w:basedOn w:val="DefaultParagraphFont"/>
+    <w:uiPriority w:val="99"/>
+    <w:semiHidden/>
+    <w:unhideWhenUsed/>
+    <w:rsid w:val="00827C69"/>
+    <w:rPr>
+      <w:sz w:val="16"/>
+      <w:szCs w:val="16"/>
+    </w:rPr>
+  </w:style>
+  <w:style w:type="paragraph" w:styleId="CommentText">
+    <w:name w:val="annotation text"/>
+    <w:basedOn w:val="Normal"/>
+    <w:link w:val="CommentTextChar"/>
+    <w:uiPriority w:val="99"/>
+    <w:semiHidden/>
+    <w:unhideWhenUsed/>
+    <w:rsid w:val="00827C69"/>
+    <w:rPr>
+      <w:sz w:val="20"/>
+      <w:szCs w:val="20"/>
+    </w:rPr>
+  </w:style>
+  <w:style w:type="character" w:customStyle="1" w:styleId="CommentTextChar">
+    <w:name w:val="Comment Text Char"/>
+    <w:basedOn w:val="DefaultParagraphFont"/>
+    <w:link w:val="CommentText"/>
+    <w:uiPriority w:val="99"/>
+    <w:semiHidden/>
+    <w:rsid w:val="00827C69"/>
+    <w:rPr>
+      <w:sz w:val="20"/>
+      <w:szCs w:val="20"/>
+    </w:rPr>
+  </w:style>
+  <w:style w:type="paragraph" w:styleId="CommentSubject">
+    <w:name w:val="annotation subject"/>
+    <w:basedOn w:val="CommentText"/>
+    <w:next w:val="CommentText"/>
+    <w:link w:val="CommentSubjectChar"/>
+    <w:uiPriority w:val="99"/>
+    <w:semiHidden/>
+    <w:unhideWhenUsed/>
+    <w:rsid w:val="00827C69"/>
+    <w:rPr>
+      <w:b/>
+      <w:bCs/>
+    </w:rPr>
+  </w:style>
+  <w:style w:type="character" w:customStyle="1" w:styleId="CommentSubjectChar">
+    <w:name w:val="Comment Subject Char"/>
+    <w:basedOn w:val="CommentTextChar"/>
+    <w:link w:val="CommentSubject"/>
+    <w:uiPriority w:val="99"/>
+    <w:semiHidden/>
+    <w:rsid w:val="00827C69"/>
+    <w:rPr>
+      <w:b/>
+      <w:bCs/>
+      <w:sz w:val="20"/>
+      <w:szCs w:val="20"/>
+    </w:rPr>
+  </w:style>
   <w:style w:type="character" w:styleId="UnresolvedMention">
     <w:name w:val="Unresolved Mention"/>
     <w:basedOn w:val="DefaultParagraphFont"/>
     <w:uiPriority w:val="99"/>
     <w:semiHidden/>
     <w:unhideWhenUsed/>
-    <w:rsid w:val="00E84AE6"/>
+    <w:rsid w:val="00827C69"/>
     <w:rPr>
       <w:color w:val="605E5C"/>
       <w:shd w:val="clear" w:color="auto" w:fill="E1DFDD"/>
